--- a/exercises/Bài tập tổng hợp 40-44 - Động từ khuyết thiếu/Đề 1.docx
+++ b/exercises/Bài tập tổng hợp 40-44 - Động từ khuyết thiếu/Đề 1.docx
@@ -3,604 +3,2788 @@
 <w:document xmlns:w="http://schemas.openxmlformats.org/wordprocessingml/2006/main">
   <w:body>
     <w:p>
-      <w:r>
-        <w:rPr>
+      <w:pPr>
+        <w:spacing w:before="0" w:after="280"/>
+        <w:keepNext/>
+        <w:jc w:val="center"/>
+      </w:pPr>
+      <w:r>
+        <w:rPr>
+          <w:color w:val="000000"/>
           <w:b/>
         </w:rPr>
-        <w:t xml:space="preserve">ĐỀ TỔNG HỢP 40–44 – ĐỀ 1</w:t>
-      </w:r>
-    </w:p>
-    <w:p>
-      <w:r>
-        <w:t xml:space="preserve">MODAL VERBS: CAN / COULD / MAY / MIGHT / MUST / HAVE TO / SHOULD / OUGHT TO / WILL / WOULD / SHALL</w:t>
-      </w:r>
-    </w:p>
-    <w:p>
-      <w:r>
-        <w:t xml:space="preserve">Họ và tên: __________________________                         Điểm: ________/100</w:t>
-      </w:r>
-    </w:p>
-    <w:p>
-      <w:r>
-        <w:rPr>
+        <w:t>ĐỀ TỔNG HỢP 40–44 – ĐỀ 1</w:t>
+      </w:r>
+    </w:p>
+    <w:p>
+      <w:pPr>
+        <w:spacing w:before="0" w:after="180"/>
+        <w:jc w:val="center"/>
+      </w:pPr>
+      <w:r>
+        <w:rPr>
+          <w:color w:val="000000"/>
           <w:b/>
         </w:rPr>
-        <w:t xml:space="preserve">PHẦN 1. CHỌN ĐỘNG TỪ KHUYẾT THIẾU ĐÚNG (10 điểm)</w:t>
-      </w:r>
-    </w:p>
-    <w:p>
-      <w:r>
-        <w:t xml:space="preserve">1. She ___ swim very well. A can B must C shall</w:t>
-      </w:r>
-    </w:p>
-    <w:p>
-      <w:r>
-        <w:t xml:space="preserve">2. ___ I borrow your pen? A Must B May C Have to</w:t>
-      </w:r>
-    </w:p>
-    <w:p>
-      <w:r>
-        <w:t xml:space="preserve">3. It is cloudy; it ___ rain later. A might B should C can</w:t>
-      </w:r>
-    </w:p>
-    <w:p>
-      <w:r>
-        <w:t xml:space="preserve">4. You ___ wear a seat belt. A may B must C could</w:t>
-      </w:r>
-    </w:p>
-    <w:p>
-      <w:r>
-        <w:t xml:space="preserve">5. I ___ finish this report because my boss requires it. A have to B might C would</w:t>
-      </w:r>
-    </w:p>
-    <w:p>
-      <w:r>
-        <w:t xml:space="preserve">6. You look tired. You ___ rest. A should B may not C shall not</w:t>
-      </w:r>
-    </w:p>
-    <w:p>
-      <w:r>
-        <w:t xml:space="preserve">7. We ___ respect older people. A ought to B might C can</w:t>
-      </w:r>
-    </w:p>
-    <w:p>
-      <w:r>
-        <w:t xml:space="preserve">8. I ___ call you tonight. A will B must not C could not</w:t>
-      </w:r>
-    </w:p>
-    <w:p>
-      <w:r>
-        <w:t xml:space="preserve">9. ___ you like some tea? A Shall B Would C Must</w:t>
-      </w:r>
-    </w:p>
-    <w:p>
-      <w:r>
-        <w:t xml:space="preserve">10. ___ we meet at seven? A Shall B Have C Might not</w:t>
-      </w:r>
-    </w:p>
-    <w:p>
-      <w:r>
-        <w:rPr>
+        <w:t>MODAL VERBS: CAN / COULD / MAY / MIGHT / MUST / HAVE TO / SHOULD / OUGHT TO / WILL / WOULD / SHALL</w:t>
+      </w:r>
+    </w:p>
+    <w:p>
+      <w:pPr>
+        <w:spacing w:before="0" w:after="100"/>
+      </w:pPr>
+      <w:r>
+        <w:rPr>
+          <w:color w:val="000000"/>
+        </w:rPr>
+        <w:t>Họ và tên: __________________________                         Điểm: ________/100</w:t>
+      </w:r>
+    </w:p>
+    <w:p>
+      <w:pPr>
+        <w:spacing w:before="0" w:after="100"/>
+      </w:pPr>
+      <w:r>
+        <w:rPr>
+          <w:color w:val="000000"/>
+        </w:rPr>
+        <w:t>Phạm vi kiến thức: Bài 40–44 — can/could; may/might; must/have to; should/ought to; will/would/shall.</w:t>
+      </w:r>
+    </w:p>
+    <w:p>
+      <w:pPr>
+        <w:spacing w:before="0" w:after="100"/>
+      </w:pPr>
+      <w:r>
+        <w:rPr>
+          <w:color w:val="000000"/>
+        </w:rPr>
+        <w:t>Thời gian làm bài dự kiến: 90 phút.</w:t>
+      </w:r>
+    </w:p>
+    <w:p>
+      <w:pPr>
+        <w:spacing w:before="0" w:after="100"/>
+      </w:pPr>
+      <w:r>
+        <w:rPr>
+          <w:color w:val="000000"/>
+        </w:rPr>
+        <w:t>Tổng điểm: 100 điểm.</w:t>
+      </w:r>
+    </w:p>
+    <w:p>
+      <w:pPr>
+        <w:spacing w:before="0" w:after="120"/>
+      </w:pPr>
+      <w:r>
+        <w:rPr>
+          <w:color w:val="000000"/>
+        </w:rPr>
+        <w:t>Hướng dẫn chung: Làm lần lượt từng phần và kiểm tra nghĩa, dạng phủ định, dạng câu hỏi cùng cách dùng của mỗi động từ khuyết thiếu trước khi nộp bài.</w:t>
+      </w:r>
+    </w:p>
+    <w:p>
+      <w:pPr>
+        <w:spacing w:before="240" w:after="60"/>
+        <w:keepNext/>
+      </w:pPr>
+      <w:r>
+        <w:rPr>
+          <w:color w:val="000000"/>
           <w:b/>
         </w:rPr>
-        <w:t xml:space="preserve">PHẦN 2. CAN / COULD (10 điểm)</w:t>
-      </w:r>
-    </w:p>
-    <w:p>
-      <w:r>
-        <w:t xml:space="preserve">1. I ___ speak English now.</w:t>
-      </w:r>
-    </w:p>
-    <w:p>
-      <w:r>
-        <w:t xml:space="preserve">2. ___ you open the window, please?</w:t>
-      </w:r>
-    </w:p>
-    <w:p>
-      <w:r>
-        <w:t xml:space="preserve">3. She ___ not walk when she was one.</w:t>
-      </w:r>
-    </w:p>
-    <w:p>
-      <w:r>
-        <w:t xml:space="preserve">4. We ___ see the mountains from here.</w:t>
-      </w:r>
-    </w:p>
-    <w:p>
-      <w:r>
-        <w:t xml:space="preserve">5. ___ I use your phone?</w:t>
-      </w:r>
-    </w:p>
-    <w:p>
-      <w:r>
-        <w:t xml:space="preserve">6. He ___ play chess when he was six.</w:t>
-      </w:r>
-    </w:p>
-    <w:p>
-      <w:r>
-        <w:t xml:space="preserve">7. I am sorry, but I ___ come tonight.</w:t>
-      </w:r>
-    </w:p>
-    <w:p>
-      <w:r>
-        <w:t xml:space="preserve">8. ___ you swim when you were young?</w:t>
-      </w:r>
-    </w:p>
-    <w:p>
-      <w:r>
-        <w:t xml:space="preserve">9. This box is light; I ___ carry it.</w:t>
-      </w:r>
-    </w:p>
-    <w:p>
-      <w:r>
-        <w:t xml:space="preserve">10. The road was dark, so we ___ not see clearly.</w:t>
-      </w:r>
-    </w:p>
-    <w:p>
-      <w:r>
-        <w:rPr>
+        <w:t>PHẦN 1. CHỌN ĐỘNG TỪ KHUYẾT THIẾU ĐÚNG (10 điểm)</w:t>
+      </w:r>
+    </w:p>
+    <w:p>
+      <w:pPr>
+        <w:spacing w:before="0" w:after="60"/>
+        <w:keepNext/>
+      </w:pPr>
+      <w:r>
+        <w:rPr>
+          <w:color w:val="000000"/>
+          <w:i/>
+        </w:rPr>
+        <w:t>Hướng dẫn: Đọc từng câu và chọn động từ khuyết thiếu phù hợp nhất.</w:t>
+      </w:r>
+    </w:p>
+    <w:p>
+      <w:pPr>
+        <w:spacing w:before="120" w:after="60"/>
+        <w:keepNext/>
+      </w:pPr>
+      <w:r>
+        <w:rPr>
+          <w:color w:val="000000"/>
+        </w:rPr>
+        <w:t>1. She ___ swim very well.</w:t>
+      </w:r>
+    </w:p>
+    <w:p>
+      <w:pPr>
+        <w:spacing w:before="0" w:after="40"/>
+        <w:keepNext/>
+      </w:pPr>
+      <w:r>
+        <w:rPr>
+          <w:color w:val="000000"/>
+        </w:rPr>
+        <w:t>A. can</w:t>
+      </w:r>
+    </w:p>
+    <w:p>
+      <w:pPr>
+        <w:spacing w:before="0" w:after="40"/>
+        <w:keepNext/>
+      </w:pPr>
+      <w:r>
+        <w:rPr>
+          <w:color w:val="000000"/>
+        </w:rPr>
+        <w:t>B. must</w:t>
+      </w:r>
+    </w:p>
+    <w:p>
+      <w:pPr>
+        <w:spacing w:before="0" w:after="200"/>
+      </w:pPr>
+      <w:r>
+        <w:rPr>
+          <w:color w:val="000000"/>
+        </w:rPr>
+        <w:t>C. shall</w:t>
+      </w:r>
+    </w:p>
+    <w:p>
+      <w:pPr>
+        <w:spacing w:before="120" w:after="60"/>
+        <w:keepNext/>
+      </w:pPr>
+      <w:r>
+        <w:rPr>
+          <w:color w:val="000000"/>
+        </w:rPr>
+        <w:t>2. ___ I borrow your pen?</w:t>
+      </w:r>
+    </w:p>
+    <w:p>
+      <w:pPr>
+        <w:spacing w:before="0" w:after="40"/>
+        <w:keepNext/>
+      </w:pPr>
+      <w:r>
+        <w:rPr>
+          <w:color w:val="000000"/>
+        </w:rPr>
+        <w:t>A. Must</w:t>
+      </w:r>
+    </w:p>
+    <w:p>
+      <w:pPr>
+        <w:spacing w:before="0" w:after="40"/>
+        <w:keepNext/>
+      </w:pPr>
+      <w:r>
+        <w:rPr>
+          <w:color w:val="000000"/>
+        </w:rPr>
+        <w:t>B. May</w:t>
+      </w:r>
+    </w:p>
+    <w:p>
+      <w:pPr>
+        <w:spacing w:before="0" w:after="200"/>
+      </w:pPr>
+      <w:r>
+        <w:rPr>
+          <w:color w:val="000000"/>
+        </w:rPr>
+        <w:t>C. Have to</w:t>
+      </w:r>
+    </w:p>
+    <w:p>
+      <w:pPr>
+        <w:spacing w:before="120" w:after="60"/>
+        <w:keepNext/>
+      </w:pPr>
+      <w:r>
+        <w:rPr>
+          <w:color w:val="000000"/>
+        </w:rPr>
+        <w:t>3. It is cloudy; it ___ rain later.</w:t>
+      </w:r>
+    </w:p>
+    <w:p>
+      <w:pPr>
+        <w:spacing w:before="0" w:after="40"/>
+        <w:keepNext/>
+      </w:pPr>
+      <w:r>
+        <w:rPr>
+          <w:color w:val="000000"/>
+        </w:rPr>
+        <w:t>A. might</w:t>
+      </w:r>
+    </w:p>
+    <w:p>
+      <w:pPr>
+        <w:spacing w:before="0" w:after="40"/>
+        <w:keepNext/>
+      </w:pPr>
+      <w:r>
+        <w:rPr>
+          <w:color w:val="000000"/>
+        </w:rPr>
+        <w:t>B. should</w:t>
+      </w:r>
+    </w:p>
+    <w:p>
+      <w:pPr>
+        <w:spacing w:before="0" w:after="200"/>
+      </w:pPr>
+      <w:r>
+        <w:rPr>
+          <w:color w:val="000000"/>
+        </w:rPr>
+        <w:t>C. can</w:t>
+      </w:r>
+    </w:p>
+    <w:p>
+      <w:pPr>
+        <w:spacing w:before="120" w:after="60"/>
+        <w:keepNext/>
+      </w:pPr>
+      <w:r>
+        <w:rPr>
+          <w:color w:val="000000"/>
+        </w:rPr>
+        <w:t>4. You ___ wear a seat belt.</w:t>
+      </w:r>
+    </w:p>
+    <w:p>
+      <w:pPr>
+        <w:spacing w:before="0" w:after="40"/>
+        <w:keepNext/>
+      </w:pPr>
+      <w:r>
+        <w:rPr>
+          <w:color w:val="000000"/>
+        </w:rPr>
+        <w:t>A. may</w:t>
+      </w:r>
+    </w:p>
+    <w:p>
+      <w:pPr>
+        <w:spacing w:before="0" w:after="40"/>
+        <w:keepNext/>
+      </w:pPr>
+      <w:r>
+        <w:rPr>
+          <w:color w:val="000000"/>
+        </w:rPr>
+        <w:t>B. must</w:t>
+      </w:r>
+    </w:p>
+    <w:p>
+      <w:pPr>
+        <w:spacing w:before="0" w:after="200"/>
+      </w:pPr>
+      <w:r>
+        <w:rPr>
+          <w:color w:val="000000"/>
+        </w:rPr>
+        <w:t>C. could</w:t>
+      </w:r>
+    </w:p>
+    <w:p>
+      <w:pPr>
+        <w:spacing w:before="120" w:after="60"/>
+        <w:keepNext/>
+      </w:pPr>
+      <w:r>
+        <w:rPr>
+          <w:color w:val="000000"/>
+        </w:rPr>
+        <w:t>5. I ___ finish this report because my boss requires it.</w:t>
+      </w:r>
+    </w:p>
+    <w:p>
+      <w:pPr>
+        <w:spacing w:before="0" w:after="40"/>
+        <w:keepNext/>
+      </w:pPr>
+      <w:r>
+        <w:rPr>
+          <w:color w:val="000000"/>
+        </w:rPr>
+        <w:t>A. have to</w:t>
+      </w:r>
+    </w:p>
+    <w:p>
+      <w:pPr>
+        <w:spacing w:before="0" w:after="40"/>
+        <w:keepNext/>
+      </w:pPr>
+      <w:r>
+        <w:rPr>
+          <w:color w:val="000000"/>
+        </w:rPr>
+        <w:t>B. might</w:t>
+      </w:r>
+    </w:p>
+    <w:p>
+      <w:pPr>
+        <w:spacing w:before="0" w:after="200"/>
+      </w:pPr>
+      <w:r>
+        <w:rPr>
+          <w:color w:val="000000"/>
+        </w:rPr>
+        <w:t>C. would</w:t>
+      </w:r>
+    </w:p>
+    <w:p>
+      <w:pPr>
+        <w:spacing w:before="120" w:after="60"/>
+        <w:keepNext/>
+      </w:pPr>
+      <w:r>
+        <w:rPr>
+          <w:color w:val="000000"/>
+        </w:rPr>
+        <w:t>6. You look tired. You ___ rest.</w:t>
+      </w:r>
+    </w:p>
+    <w:p>
+      <w:pPr>
+        <w:spacing w:before="0" w:after="40"/>
+        <w:keepNext/>
+      </w:pPr>
+      <w:r>
+        <w:rPr>
+          <w:color w:val="000000"/>
+        </w:rPr>
+        <w:t>A. should</w:t>
+      </w:r>
+    </w:p>
+    <w:p>
+      <w:pPr>
+        <w:spacing w:before="0" w:after="40"/>
+        <w:keepNext/>
+      </w:pPr>
+      <w:r>
+        <w:rPr>
+          <w:color w:val="000000"/>
+        </w:rPr>
+        <w:t>B. may not</w:t>
+      </w:r>
+    </w:p>
+    <w:p>
+      <w:pPr>
+        <w:spacing w:before="0" w:after="200"/>
+      </w:pPr>
+      <w:r>
+        <w:rPr>
+          <w:color w:val="000000"/>
+        </w:rPr>
+        <w:t>C. shall not</w:t>
+      </w:r>
+    </w:p>
+    <w:p>
+      <w:pPr>
+        <w:spacing w:before="120" w:after="60"/>
+        <w:keepNext/>
+      </w:pPr>
+      <w:r>
+        <w:rPr>
+          <w:color w:val="000000"/>
+        </w:rPr>
+        <w:t>7. We ___ respect older people.</w:t>
+      </w:r>
+    </w:p>
+    <w:p>
+      <w:pPr>
+        <w:spacing w:before="0" w:after="40"/>
+        <w:keepNext/>
+      </w:pPr>
+      <w:r>
+        <w:rPr>
+          <w:color w:val="000000"/>
+        </w:rPr>
+        <w:t>A. ought to</w:t>
+      </w:r>
+    </w:p>
+    <w:p>
+      <w:pPr>
+        <w:spacing w:before="0" w:after="40"/>
+        <w:keepNext/>
+      </w:pPr>
+      <w:r>
+        <w:rPr>
+          <w:color w:val="000000"/>
+        </w:rPr>
+        <w:t>B. might</w:t>
+      </w:r>
+    </w:p>
+    <w:p>
+      <w:pPr>
+        <w:spacing w:before="0" w:after="200"/>
+      </w:pPr>
+      <w:r>
+        <w:rPr>
+          <w:color w:val="000000"/>
+        </w:rPr>
+        <w:t>C. can</w:t>
+      </w:r>
+    </w:p>
+    <w:p>
+      <w:pPr>
+        <w:spacing w:before="120" w:after="60"/>
+        <w:keepNext/>
+      </w:pPr>
+      <w:r>
+        <w:rPr>
+          <w:color w:val="000000"/>
+        </w:rPr>
+        <w:t>8. I ___ call you tonight.</w:t>
+      </w:r>
+    </w:p>
+    <w:p>
+      <w:pPr>
+        <w:spacing w:before="0" w:after="40"/>
+        <w:keepNext/>
+      </w:pPr>
+      <w:r>
+        <w:rPr>
+          <w:color w:val="000000"/>
+        </w:rPr>
+        <w:t>A. will</w:t>
+      </w:r>
+    </w:p>
+    <w:p>
+      <w:pPr>
+        <w:spacing w:before="0" w:after="40"/>
+        <w:keepNext/>
+      </w:pPr>
+      <w:r>
+        <w:rPr>
+          <w:color w:val="000000"/>
+        </w:rPr>
+        <w:t>B. must not</w:t>
+      </w:r>
+    </w:p>
+    <w:p>
+      <w:pPr>
+        <w:spacing w:before="0" w:after="200"/>
+      </w:pPr>
+      <w:r>
+        <w:rPr>
+          <w:color w:val="000000"/>
+        </w:rPr>
+        <w:t>C. could not</w:t>
+      </w:r>
+    </w:p>
+    <w:p>
+      <w:pPr>
+        <w:spacing w:before="120" w:after="60"/>
+        <w:keepNext/>
+      </w:pPr>
+      <w:r>
+        <w:rPr>
+          <w:color w:val="000000"/>
+        </w:rPr>
+        <w:t>9. ___ you like some tea?</w:t>
+      </w:r>
+    </w:p>
+    <w:p>
+      <w:pPr>
+        <w:spacing w:before="0" w:after="40"/>
+        <w:keepNext/>
+      </w:pPr>
+      <w:r>
+        <w:rPr>
+          <w:color w:val="000000"/>
+        </w:rPr>
+        <w:t>A. Shall</w:t>
+      </w:r>
+    </w:p>
+    <w:p>
+      <w:pPr>
+        <w:spacing w:before="0" w:after="40"/>
+        <w:keepNext/>
+      </w:pPr>
+      <w:r>
+        <w:rPr>
+          <w:color w:val="000000"/>
+        </w:rPr>
+        <w:t>B. Would</w:t>
+      </w:r>
+    </w:p>
+    <w:p>
+      <w:pPr>
+        <w:spacing w:before="0" w:after="200"/>
+      </w:pPr>
+      <w:r>
+        <w:rPr>
+          <w:color w:val="000000"/>
+        </w:rPr>
+        <w:t>C. Must</w:t>
+      </w:r>
+    </w:p>
+    <w:p>
+      <w:pPr>
+        <w:spacing w:before="120" w:after="60"/>
+        <w:keepNext/>
+      </w:pPr>
+      <w:r>
+        <w:rPr>
+          <w:color w:val="000000"/>
+        </w:rPr>
+        <w:t>10. ___ we meet at seven?</w:t>
+      </w:r>
+    </w:p>
+    <w:p>
+      <w:pPr>
+        <w:spacing w:before="0" w:after="40"/>
+        <w:keepNext/>
+      </w:pPr>
+      <w:r>
+        <w:rPr>
+          <w:color w:val="000000"/>
+        </w:rPr>
+        <w:t>A. Shall</w:t>
+      </w:r>
+    </w:p>
+    <w:p>
+      <w:pPr>
+        <w:spacing w:before="0" w:after="40"/>
+        <w:keepNext/>
+      </w:pPr>
+      <w:r>
+        <w:rPr>
+          <w:color w:val="000000"/>
+        </w:rPr>
+        <w:t>B. Have</w:t>
+      </w:r>
+    </w:p>
+    <w:p>
+      <w:pPr>
+        <w:spacing w:before="0" w:after="200"/>
+      </w:pPr>
+      <w:r>
+        <w:rPr>
+          <w:color w:val="000000"/>
+        </w:rPr>
+        <w:t>C. Might not</w:t>
+      </w:r>
+    </w:p>
+    <w:p>
+      <w:pPr>
+        <w:spacing w:before="240" w:after="60"/>
+        <w:keepNext/>
+      </w:pPr>
+      <w:r>
+        <w:rPr>
+          <w:color w:val="000000"/>
           <w:b/>
         </w:rPr>
-        <w:t xml:space="preserve">PHẦN 3. MAY / MIGHT (10 điểm)</w:t>
-      </w:r>
-    </w:p>
-    <w:p>
-      <w:r>
-        <w:t xml:space="preserve">1. It ___ rain this afternoon.</w:t>
-      </w:r>
-    </w:p>
-    <w:p>
-      <w:r>
-        <w:t xml:space="preserve">2. ___ I come in?</w:t>
-      </w:r>
-    </w:p>
-    <w:p>
-      <w:r>
-        <w:t xml:space="preserve">3. Lan is absent; she ___ be ill.</w:t>
-      </w:r>
-    </w:p>
-    <w:p>
-      <w:r>
-        <w:t xml:space="preserve">4. We ___ travel to Hue next month.</w:t>
-      </w:r>
-    </w:p>
-    <w:p>
-      <w:r>
-        <w:t xml:space="preserve">5. You ___ leave early today.</w:t>
-      </w:r>
-    </w:p>
-    <w:p>
-      <w:r>
-        <w:t xml:space="preserve">6. He ___ not know the answer.</w:t>
-      </w:r>
-    </w:p>
-    <w:p>
-      <w:r>
-        <w:t xml:space="preserve">7. ___ I ask a question?</w:t>
-      </w:r>
-    </w:p>
-    <w:p>
-      <w:r>
-        <w:t xml:space="preserve">8. The keys ___ be in my bag.</w:t>
-      </w:r>
-    </w:p>
-    <w:p>
-      <w:r>
-        <w:t xml:space="preserve">9. They ___ arrive late because of traffic.</w:t>
-      </w:r>
-    </w:p>
-    <w:p>
-      <w:r>
-        <w:t xml:space="preserve">10. You ___ use the meeting room now.</w:t>
-      </w:r>
-    </w:p>
-    <w:p>
-      <w:r>
-        <w:rPr>
+        <w:t>PHẦN 2. CAN / COULD (10 điểm)</w:t>
+      </w:r>
+    </w:p>
+    <w:p>
+      <w:pPr>
+        <w:spacing w:before="0" w:after="60"/>
+        <w:keepNext/>
+      </w:pPr>
+      <w:r>
+        <w:rPr>
+          <w:color w:val="000000"/>
+          <w:i/>
+        </w:rPr>
+        <w:t>Hướng dẫn: Điền can hoặc could theo khả năng, lời đề nghị hoặc ngữ cảnh quá khứ.</w:t>
+      </w:r>
+    </w:p>
+    <w:p>
+      <w:pPr>
+        <w:spacing w:before="40" w:after="60"/>
+      </w:pPr>
+      <w:r>
+        <w:rPr>
+          <w:color w:val="000000"/>
+        </w:rPr>
+        <w:t>1. I ___ speak English now.</w:t>
+      </w:r>
+    </w:p>
+    <w:p>
+      <w:pPr>
+        <w:spacing w:before="120" w:after="160"/>
+      </w:pPr>
+      <w:r>
+        <w:rPr>
+          <w:color w:val="000000"/>
+        </w:rPr>
+        <w:t>2. ___ you open the window, please?</w:t>
+      </w:r>
+    </w:p>
+    <w:p>
+      <w:pPr>
+        <w:spacing w:before="120" w:after="160"/>
+      </w:pPr>
+      <w:r>
+        <w:rPr>
+          <w:color w:val="000000"/>
+        </w:rPr>
+        <w:t>3. She ___ not walk when she was one.</w:t>
+      </w:r>
+    </w:p>
+    <w:p>
+      <w:pPr>
+        <w:spacing w:before="120" w:after="160"/>
+      </w:pPr>
+      <w:r>
+        <w:rPr>
+          <w:color w:val="000000"/>
+        </w:rPr>
+        <w:t>4. We ___ see the mountains from here.</w:t>
+      </w:r>
+    </w:p>
+    <w:p>
+      <w:pPr>
+        <w:spacing w:before="120" w:after="160"/>
+      </w:pPr>
+      <w:r>
+        <w:rPr>
+          <w:color w:val="000000"/>
+        </w:rPr>
+        <w:t>5. ___ I use your phone?</w:t>
+      </w:r>
+    </w:p>
+    <w:p>
+      <w:pPr>
+        <w:spacing w:before="120" w:after="160"/>
+      </w:pPr>
+      <w:r>
+        <w:rPr>
+          <w:color w:val="000000"/>
+        </w:rPr>
+        <w:t>6. He ___ play chess when he was six.</w:t>
+      </w:r>
+    </w:p>
+    <w:p>
+      <w:pPr>
+        <w:spacing w:before="120" w:after="160"/>
+      </w:pPr>
+      <w:r>
+        <w:rPr>
+          <w:color w:val="000000"/>
+        </w:rPr>
+        <w:t>7. I am sorry, but I ___ come tonight.</w:t>
+      </w:r>
+    </w:p>
+    <w:p>
+      <w:pPr>
+        <w:spacing w:before="120" w:after="160"/>
+      </w:pPr>
+      <w:r>
+        <w:rPr>
+          <w:color w:val="000000"/>
+        </w:rPr>
+        <w:t>8. ___ you swim when you were young?</w:t>
+      </w:r>
+    </w:p>
+    <w:p>
+      <w:pPr>
+        <w:spacing w:before="120" w:after="160"/>
+      </w:pPr>
+      <w:r>
+        <w:rPr>
+          <w:color w:val="000000"/>
+        </w:rPr>
+        <w:t>9. This box is light; I ___ carry it.</w:t>
+      </w:r>
+    </w:p>
+    <w:p>
+      <w:pPr>
+        <w:spacing w:before="120" w:after="160"/>
+      </w:pPr>
+      <w:r>
+        <w:rPr>
+          <w:color w:val="000000"/>
+        </w:rPr>
+        <w:t>10. The road was dark, so we ___ not see clearly.</w:t>
+      </w:r>
+    </w:p>
+    <w:p>
+      <w:pPr>
+        <w:spacing w:before="240" w:after="60"/>
+        <w:keepNext/>
+      </w:pPr>
+      <w:r>
+        <w:rPr>
+          <w:color w:val="000000"/>
           <w:b/>
         </w:rPr>
-        <w:t xml:space="preserve">PHẦN 4. MUST / HAVE TO (10 điểm)</w:t>
-      </w:r>
-    </w:p>
-    <w:p>
-      <w:r>
-        <w:t xml:space="preserve">1. You ___ smoke in the hospital.</w:t>
-      </w:r>
-    </w:p>
-    <w:p>
-      <w:r>
-        <w:t xml:space="preserve">2. I ___ get up early because work starts at seven.</w:t>
-      </w:r>
-    </w:p>
-    <w:p>
-      <w:r>
-        <w:t xml:space="preserve">3. We ___ hurry; there is plenty of time.</w:t>
-      </w:r>
-    </w:p>
-    <w:p>
-      <w:r>
-        <w:t xml:space="preserve">4. Visitors ___ show identification.</w:t>
-      </w:r>
-    </w:p>
-    <w:p>
-      <w:r>
-        <w:t xml:space="preserve">5. She ___ wear a uniform at her school.</w:t>
-      </w:r>
-    </w:p>
-    <w:p>
-      <w:r>
-        <w:t xml:space="preserve">6. You ___ touch this wire. It is dangerous.</w:t>
-      </w:r>
-    </w:p>
-    <w:p>
-      <w:r>
-        <w:t xml:space="preserve">7. He ___ work yesterday because it was a holiday.</w:t>
-      </w:r>
-    </w:p>
-    <w:p>
-      <w:r>
-        <w:t xml:space="preserve">8. I ___ remember to call Mum.</w:t>
-      </w:r>
-    </w:p>
-    <w:p>
-      <w:r>
-        <w:t xml:space="preserve">9. Do you ___ travel for your job?</w:t>
-      </w:r>
-    </w:p>
-    <w:p>
-      <w:r>
-        <w:t xml:space="preserve">10. Students ___ cheat in exams.</w:t>
-      </w:r>
-    </w:p>
-    <w:p>
-      <w:r>
-        <w:rPr>
+        <w:t>PHẦN 3. MAY / MIGHT (10 điểm)</w:t>
+      </w:r>
+    </w:p>
+    <w:p>
+      <w:pPr>
+        <w:spacing w:before="0" w:after="60"/>
+        <w:keepNext/>
+      </w:pPr>
+      <w:r>
+        <w:rPr>
+          <w:color w:val="000000"/>
+          <w:i/>
+        </w:rPr>
+        <w:t>Hướng dẫn: Điền may hoặc might theo mức độ khả năng và mục đích của câu.</w:t>
+      </w:r>
+    </w:p>
+    <w:p>
+      <w:pPr>
+        <w:spacing w:before="40" w:after="60"/>
+      </w:pPr>
+      <w:r>
+        <w:rPr>
+          <w:color w:val="000000"/>
+        </w:rPr>
+        <w:t>1. It ___ rain this afternoon.</w:t>
+      </w:r>
+    </w:p>
+    <w:p>
+      <w:pPr>
+        <w:spacing w:before="120" w:after="160"/>
+      </w:pPr>
+      <w:r>
+        <w:rPr>
+          <w:color w:val="000000"/>
+        </w:rPr>
+        <w:t>2. ___ I come in?</w:t>
+      </w:r>
+    </w:p>
+    <w:p>
+      <w:pPr>
+        <w:spacing w:before="120" w:after="160"/>
+      </w:pPr>
+      <w:r>
+        <w:rPr>
+          <w:color w:val="000000"/>
+        </w:rPr>
+        <w:t>3. Lan is absent; she ___ be ill.</w:t>
+      </w:r>
+    </w:p>
+    <w:p>
+      <w:pPr>
+        <w:spacing w:before="120" w:after="160"/>
+      </w:pPr>
+      <w:r>
+        <w:rPr>
+          <w:color w:val="000000"/>
+        </w:rPr>
+        <w:t>4. We ___ travel to Hue next month.</w:t>
+      </w:r>
+    </w:p>
+    <w:p>
+      <w:pPr>
+        <w:spacing w:before="120" w:after="160"/>
+      </w:pPr>
+      <w:r>
+        <w:rPr>
+          <w:color w:val="000000"/>
+        </w:rPr>
+        <w:t>5. You ___ leave early today.</w:t>
+      </w:r>
+    </w:p>
+    <w:p>
+      <w:pPr>
+        <w:spacing w:before="120" w:after="160"/>
+      </w:pPr>
+      <w:r>
+        <w:rPr>
+          <w:color w:val="000000"/>
+        </w:rPr>
+        <w:t>6. He ___ not know the answer.</w:t>
+      </w:r>
+    </w:p>
+    <w:p>
+      <w:pPr>
+        <w:spacing w:before="120" w:after="160"/>
+      </w:pPr>
+      <w:r>
+        <w:rPr>
+          <w:color w:val="000000"/>
+        </w:rPr>
+        <w:t>7. ___ I ask a question?</w:t>
+      </w:r>
+    </w:p>
+    <w:p>
+      <w:pPr>
+        <w:spacing w:before="120" w:after="160"/>
+      </w:pPr>
+      <w:r>
+        <w:rPr>
+          <w:color w:val="000000"/>
+        </w:rPr>
+        <w:t>8. The keys ___ be in my bag.</w:t>
+      </w:r>
+    </w:p>
+    <w:p>
+      <w:pPr>
+        <w:spacing w:before="120" w:after="160"/>
+      </w:pPr>
+      <w:r>
+        <w:rPr>
+          <w:color w:val="000000"/>
+        </w:rPr>
+        <w:t>9. They ___ arrive late because of traffic.</w:t>
+      </w:r>
+    </w:p>
+    <w:p>
+      <w:pPr>
+        <w:spacing w:before="120" w:after="160"/>
+      </w:pPr>
+      <w:r>
+        <w:rPr>
+          <w:color w:val="000000"/>
+        </w:rPr>
+        <w:t>10. You ___ use the meeting room now.</w:t>
+      </w:r>
+    </w:p>
+    <w:p>
+      <w:pPr>
+        <w:spacing w:before="240" w:after="60"/>
+        <w:keepNext/>
+      </w:pPr>
+      <w:r>
+        <w:rPr>
+          <w:color w:val="000000"/>
           <w:b/>
         </w:rPr>
-        <w:t xml:space="preserve">PHẦN 5. SHOULD / OUGHT TO (10 điểm)</w:t>
-      </w:r>
-    </w:p>
-    <w:p>
-      <w:r>
-        <w:t xml:space="preserve">1. You have a fever. You ___ see a doctor.</w:t>
-      </w:r>
-    </w:p>
-    <w:p>
-      <w:r>
-        <w:t xml:space="preserve">2. We ___ waste water.</w:t>
-      </w:r>
-    </w:p>
-    <w:p>
-      <w:r>
-        <w:t xml:space="preserve">3. He ___ apologize for being rude.</w:t>
-      </w:r>
-    </w:p>
-    <w:p>
-      <w:r>
-        <w:t xml:space="preserve">4. ___ I call her now?</w:t>
-      </w:r>
-    </w:p>
-    <w:p>
-      <w:r>
-        <w:t xml:space="preserve">5. People ___ exercise regularly.</w:t>
-      </w:r>
-    </w:p>
-    <w:p>
-      <w:r>
-        <w:t xml:space="preserve">6. You ___ stay up so late.</w:t>
-      </w:r>
-    </w:p>
-    <w:p>
-      <w:r>
-        <w:t xml:space="preserve">7. They ___ check the weather before leaving.</w:t>
-      </w:r>
-    </w:p>
-    <w:p>
-      <w:r>
-        <w:t xml:space="preserve">8. What ___ we do?</w:t>
-      </w:r>
-    </w:p>
-    <w:p>
-      <w:r>
-        <w:t xml:space="preserve">9. Lan ___ talk to her teacher.</w:t>
-      </w:r>
-    </w:p>
-    <w:p>
-      <w:r>
-        <w:t xml:space="preserve">10. You ___ eat more vegetables.</w:t>
-      </w:r>
-    </w:p>
-    <w:p>
-      <w:r>
-        <w:rPr>
+        <w:t>PHẦN 4. MUST / HAVE TO (10 điểm)</w:t>
+      </w:r>
+    </w:p>
+    <w:p>
+      <w:pPr>
+        <w:spacing w:before="0" w:after="60"/>
+        <w:keepNext/>
+      </w:pPr>
+      <w:r>
+        <w:rPr>
+          <w:color w:val="000000"/>
+          <w:i/>
+        </w:rPr>
+        <w:t>Hướng dẫn: Điền must hoặc have to, kể cả dạng phủ định và dạng câu hỏi khi cần.</w:t>
+      </w:r>
+    </w:p>
+    <w:p>
+      <w:pPr>
+        <w:spacing w:before="40" w:after="60"/>
+      </w:pPr>
+      <w:r>
+        <w:rPr>
+          <w:color w:val="000000"/>
+        </w:rPr>
+        <w:t>1. You ___ smoke in the hospital.</w:t>
+      </w:r>
+    </w:p>
+    <w:p>
+      <w:pPr>
+        <w:spacing w:before="120" w:after="160"/>
+      </w:pPr>
+      <w:r>
+        <w:rPr>
+          <w:color w:val="000000"/>
+        </w:rPr>
+        <w:t>2. I ___ get up early because work starts at seven.</w:t>
+      </w:r>
+    </w:p>
+    <w:p>
+      <w:pPr>
+        <w:spacing w:before="120" w:after="160"/>
+      </w:pPr>
+      <w:r>
+        <w:rPr>
+          <w:color w:val="000000"/>
+        </w:rPr>
+        <w:t>3. We ___ hurry; there is plenty of time.</w:t>
+      </w:r>
+    </w:p>
+    <w:p>
+      <w:pPr>
+        <w:spacing w:before="120" w:after="160"/>
+      </w:pPr>
+      <w:r>
+        <w:rPr>
+          <w:color w:val="000000"/>
+        </w:rPr>
+        <w:t>4. Visitors ___ show identification.</w:t>
+      </w:r>
+    </w:p>
+    <w:p>
+      <w:pPr>
+        <w:spacing w:before="120" w:after="160"/>
+      </w:pPr>
+      <w:r>
+        <w:rPr>
+          <w:color w:val="000000"/>
+        </w:rPr>
+        <w:t>5. She ___ wear a uniform at her school.</w:t>
+      </w:r>
+    </w:p>
+    <w:p>
+      <w:pPr>
+        <w:spacing w:before="120" w:after="160"/>
+      </w:pPr>
+      <w:r>
+        <w:rPr>
+          <w:color w:val="000000"/>
+        </w:rPr>
+        <w:t>6. You ___ touch this wire. It is dangerous.</w:t>
+      </w:r>
+    </w:p>
+    <w:p>
+      <w:pPr>
+        <w:spacing w:before="120" w:after="160"/>
+      </w:pPr>
+      <w:r>
+        <w:rPr>
+          <w:color w:val="000000"/>
+        </w:rPr>
+        <w:t>7. He ___ work yesterday because it was a holiday.</w:t>
+      </w:r>
+    </w:p>
+    <w:p>
+      <w:pPr>
+        <w:spacing w:before="120" w:after="160"/>
+      </w:pPr>
+      <w:r>
+        <w:rPr>
+          <w:color w:val="000000"/>
+        </w:rPr>
+        <w:t>8. I ___ remember to call Mum.</w:t>
+      </w:r>
+    </w:p>
+    <w:p>
+      <w:pPr>
+        <w:spacing w:before="120" w:after="160"/>
+      </w:pPr>
+      <w:r>
+        <w:rPr>
+          <w:color w:val="000000"/>
+        </w:rPr>
+        <w:t>9. Do you ___ travel for your job?</w:t>
+      </w:r>
+    </w:p>
+    <w:p>
+      <w:pPr>
+        <w:spacing w:before="120" w:after="160"/>
+      </w:pPr>
+      <w:r>
+        <w:rPr>
+          <w:color w:val="000000"/>
+        </w:rPr>
+        <w:t>10. Students ___ cheat in exams.</w:t>
+      </w:r>
+    </w:p>
+    <w:p>
+      <w:pPr>
+        <w:spacing w:before="240" w:after="60"/>
+        <w:keepNext/>
+      </w:pPr>
+      <w:r>
+        <w:rPr>
+          <w:color w:val="000000"/>
           <w:b/>
         </w:rPr>
-        <w:t xml:space="preserve">PHẦN 6. WILL / WOULD / SHALL (10 điểm)</w:t>
-      </w:r>
-    </w:p>
-    <w:p>
-      <w:r>
-        <w:t xml:space="preserve">1. I ___ send the email tonight.</w:t>
-      </w:r>
-    </w:p>
-    <w:p>
-      <w:r>
-        <w:t xml:space="preserve">2. ___ you like to join us?</w:t>
-      </w:r>
-    </w:p>
-    <w:p>
-      <w:r>
-        <w:t xml:space="preserve">3. ___ we start the meeting?</w:t>
-      </w:r>
-    </w:p>
-    <w:p>
-      <w:r>
-        <w:t xml:space="preserve">4. ___ you please close the door?</w:t>
-      </w:r>
-    </w:p>
-    <w:p>
-      <w:r>
-        <w:t xml:space="preserve">5. I think it ___ be sunny tomorrow.</w:t>
-      </w:r>
-    </w:p>
-    <w:p>
-      <w:r>
-        <w:t xml:space="preserve">6. ___ I carry that bag for you?</w:t>
-      </w:r>
-    </w:p>
-    <w:p>
-      <w:r>
-        <w:t xml:space="preserve">7. She promised she ___ call.</w:t>
-      </w:r>
-    </w:p>
-    <w:p>
-      <w:r>
-        <w:t xml:space="preserve">8. We ___ not forget your help.</w:t>
-      </w:r>
-    </w:p>
-    <w:p>
-      <w:r>
-        <w:t xml:space="preserve">9. What ___ you like to drink?</w:t>
-      </w:r>
-    </w:p>
-    <w:p>
-      <w:r>
-        <w:t xml:space="preserve">10. ___ we go by bus or taxi?</w:t>
-      </w:r>
-    </w:p>
-    <w:p>
-      <w:r>
-        <w:rPr>
+        <w:t>PHẦN 5. SHOULD / OUGHT TO (10 điểm)</w:t>
+      </w:r>
+    </w:p>
+    <w:p>
+      <w:pPr>
+        <w:spacing w:before="0" w:after="60"/>
+        <w:keepNext/>
+      </w:pPr>
+      <w:r>
+        <w:rPr>
+          <w:color w:val="000000"/>
+          <w:i/>
+        </w:rPr>
+        <w:t>Hướng dẫn: Điền should hoặc ought to để diễn đạt lời khuyên và nghĩa vụ phù hợp.</w:t>
+      </w:r>
+    </w:p>
+    <w:p>
+      <w:pPr>
+        <w:spacing w:before="40" w:after="60"/>
+      </w:pPr>
+      <w:r>
+        <w:rPr>
+          <w:color w:val="000000"/>
+        </w:rPr>
+        <w:t>1. You have a fever. You ___ see a doctor.</w:t>
+      </w:r>
+    </w:p>
+    <w:p>
+      <w:pPr>
+        <w:spacing w:before="120" w:after="160"/>
+      </w:pPr>
+      <w:r>
+        <w:rPr>
+          <w:color w:val="000000"/>
+        </w:rPr>
+        <w:t>2. We ___ waste water.</w:t>
+      </w:r>
+    </w:p>
+    <w:p>
+      <w:pPr>
+        <w:spacing w:before="120" w:after="160"/>
+      </w:pPr>
+      <w:r>
+        <w:rPr>
+          <w:color w:val="000000"/>
+        </w:rPr>
+        <w:t>3. He ___ apologize for being rude.</w:t>
+      </w:r>
+    </w:p>
+    <w:p>
+      <w:pPr>
+        <w:spacing w:before="120" w:after="160"/>
+      </w:pPr>
+      <w:r>
+        <w:rPr>
+          <w:color w:val="000000"/>
+        </w:rPr>
+        <w:t>4. ___ I call her now?</w:t>
+      </w:r>
+    </w:p>
+    <w:p>
+      <w:pPr>
+        <w:spacing w:before="120" w:after="160"/>
+      </w:pPr>
+      <w:r>
+        <w:rPr>
+          <w:color w:val="000000"/>
+        </w:rPr>
+        <w:t>5. People ___ exercise regularly.</w:t>
+      </w:r>
+    </w:p>
+    <w:p>
+      <w:pPr>
+        <w:spacing w:before="120" w:after="160"/>
+      </w:pPr>
+      <w:r>
+        <w:rPr>
+          <w:color w:val="000000"/>
+        </w:rPr>
+        <w:t>6. You ___ stay up so late.</w:t>
+      </w:r>
+    </w:p>
+    <w:p>
+      <w:pPr>
+        <w:spacing w:before="120" w:after="160"/>
+      </w:pPr>
+      <w:r>
+        <w:rPr>
+          <w:color w:val="000000"/>
+        </w:rPr>
+        <w:t>7. They ___ check the weather before leaving.</w:t>
+      </w:r>
+    </w:p>
+    <w:p>
+      <w:pPr>
+        <w:spacing w:before="120" w:after="160"/>
+      </w:pPr>
+      <w:r>
+        <w:rPr>
+          <w:color w:val="000000"/>
+        </w:rPr>
+        <w:t>8. What ___ we do?</w:t>
+      </w:r>
+    </w:p>
+    <w:p>
+      <w:pPr>
+        <w:spacing w:before="120" w:after="160"/>
+      </w:pPr>
+      <w:r>
+        <w:rPr>
+          <w:color w:val="000000"/>
+        </w:rPr>
+        <w:t>9. Lan ___ talk to her teacher.</w:t>
+      </w:r>
+    </w:p>
+    <w:p>
+      <w:pPr>
+        <w:spacing w:before="120" w:after="160"/>
+      </w:pPr>
+      <w:r>
+        <w:rPr>
+          <w:color w:val="000000"/>
+        </w:rPr>
+        <w:t>10. You ___ eat more vegetables.</w:t>
+      </w:r>
+    </w:p>
+    <w:p>
+      <w:pPr>
+        <w:spacing w:before="240" w:after="60"/>
+        <w:keepNext/>
+      </w:pPr>
+      <w:r>
+        <w:rPr>
+          <w:color w:val="000000"/>
           <w:b/>
         </w:rPr>
-        <w:t xml:space="preserve">PHẦN 7. SỬA LỖI SAI (10 điểm)</w:t>
-      </w:r>
-    </w:p>
-    <w:p>
-      <w:r>
-        <w:t xml:space="preserve">1. She can sings well.</w:t>
-      </w:r>
-    </w:p>
-    <w:p>
-      <w:r>
-        <w:t xml:space="preserve">2. May I to come in?</w:t>
-      </w:r>
-    </w:p>
-    <w:p>
-      <w:r>
-        <w:t xml:space="preserve">3. He mights be late.</w:t>
-      </w:r>
-    </w:p>
-    <w:p>
-      <w:r>
-        <w:t xml:space="preserve">4. You must to wear a helmet.</w:t>
-      </w:r>
-    </w:p>
-    <w:p>
-      <w:r>
-        <w:t xml:space="preserve">5. I have finish this today.</w:t>
-      </w:r>
-    </w:p>
-    <w:p>
-      <w:r>
-        <w:t xml:space="preserve">6. You should to rest.</w:t>
-      </w:r>
-    </w:p>
-    <w:p>
-      <w:r>
-        <w:t xml:space="preserve">7. We ought help them.</w:t>
-      </w:r>
-    </w:p>
-    <w:p>
-      <w:r>
-        <w:t xml:space="preserve">8. She will comes tomorrow.</w:t>
-      </w:r>
-    </w:p>
-    <w:p>
-      <w:r>
-        <w:t xml:space="preserve">9. Would you likes some tea?</w:t>
-      </w:r>
-    </w:p>
-    <w:p>
-      <w:r>
-        <w:t xml:space="preserve">10. Shall we to begin?</w:t>
-      </w:r>
-    </w:p>
-    <w:p>
-      <w:r>
-        <w:rPr>
+        <w:t>PHẦN 6. WILL / WOULD / SHALL (10 điểm)</w:t>
+      </w:r>
+    </w:p>
+    <w:p>
+      <w:pPr>
+        <w:spacing w:before="0" w:after="60"/>
+        <w:keepNext/>
+      </w:pPr>
+      <w:r>
+        <w:rPr>
+          <w:color w:val="000000"/>
+          <w:i/>
+        </w:rPr>
+        <w:t>Hướng dẫn: Điền will, would hoặc shall theo ý định, lời mời, đề nghị và dự đoán.</w:t>
+      </w:r>
+    </w:p>
+    <w:p>
+      <w:pPr>
+        <w:spacing w:before="40" w:after="60"/>
+      </w:pPr>
+      <w:r>
+        <w:rPr>
+          <w:color w:val="000000"/>
+        </w:rPr>
+        <w:t>1. I ___ send the email tonight.</w:t>
+      </w:r>
+    </w:p>
+    <w:p>
+      <w:pPr>
+        <w:spacing w:before="120" w:after="160"/>
+      </w:pPr>
+      <w:r>
+        <w:rPr>
+          <w:color w:val="000000"/>
+        </w:rPr>
+        <w:t>2. ___ you like to join us?</w:t>
+      </w:r>
+    </w:p>
+    <w:p>
+      <w:pPr>
+        <w:spacing w:before="120" w:after="160"/>
+      </w:pPr>
+      <w:r>
+        <w:rPr>
+          <w:color w:val="000000"/>
+        </w:rPr>
+        <w:t>3. ___ we start the meeting?</w:t>
+      </w:r>
+    </w:p>
+    <w:p>
+      <w:pPr>
+        <w:spacing w:before="120" w:after="160"/>
+      </w:pPr>
+      <w:r>
+        <w:rPr>
+          <w:color w:val="000000"/>
+        </w:rPr>
+        <w:t>4. ___ you please close the door?</w:t>
+      </w:r>
+    </w:p>
+    <w:p>
+      <w:pPr>
+        <w:spacing w:before="120" w:after="160"/>
+      </w:pPr>
+      <w:r>
+        <w:rPr>
+          <w:color w:val="000000"/>
+        </w:rPr>
+        <w:t>5. I think it ___ be sunny tomorrow.</w:t>
+      </w:r>
+    </w:p>
+    <w:p>
+      <w:pPr>
+        <w:spacing w:before="120" w:after="160"/>
+      </w:pPr>
+      <w:r>
+        <w:rPr>
+          <w:color w:val="000000"/>
+        </w:rPr>
+        <w:t>6. ___ I carry that bag for you?</w:t>
+      </w:r>
+    </w:p>
+    <w:p>
+      <w:pPr>
+        <w:spacing w:before="120" w:after="160"/>
+      </w:pPr>
+      <w:r>
+        <w:rPr>
+          <w:color w:val="000000"/>
+        </w:rPr>
+        <w:t>7. She promised she ___ call.</w:t>
+      </w:r>
+    </w:p>
+    <w:p>
+      <w:pPr>
+        <w:spacing w:before="120" w:after="160"/>
+      </w:pPr>
+      <w:r>
+        <w:rPr>
+          <w:color w:val="000000"/>
+        </w:rPr>
+        <w:t>8. We ___ not forget your help.</w:t>
+      </w:r>
+    </w:p>
+    <w:p>
+      <w:pPr>
+        <w:spacing w:before="120" w:after="160"/>
+      </w:pPr>
+      <w:r>
+        <w:rPr>
+          <w:color w:val="000000"/>
+        </w:rPr>
+        <w:t>9. What ___ you like to drink?</w:t>
+      </w:r>
+    </w:p>
+    <w:p>
+      <w:pPr>
+        <w:spacing w:before="120" w:after="160"/>
+      </w:pPr>
+      <w:r>
+        <w:rPr>
+          <w:color w:val="000000"/>
+        </w:rPr>
+        <w:t>10. ___ we go by bus or taxi?</w:t>
+      </w:r>
+    </w:p>
+    <w:p>
+      <w:pPr>
+        <w:spacing w:before="240" w:after="60"/>
+        <w:keepNext/>
+      </w:pPr>
+      <w:r>
+        <w:rPr>
+          <w:color w:val="000000"/>
           <w:b/>
         </w:rPr>
-        <w:t xml:space="preserve">PHẦN 8. DỊCH SANG TIẾNG ANH (10 điểm)</w:t>
-      </w:r>
-    </w:p>
-    <w:p>
-      <w:r>
-        <w:t xml:space="preserve">1. Tôi có thể giúp bạn.</w:t>
-      </w:r>
-    </w:p>
-    <w:p>
-      <w:r>
-        <w:t xml:space="preserve">2. Khi còn nhỏ, cô ấy có thể bơi.</w:t>
-      </w:r>
-    </w:p>
-    <w:p>
-      <w:r>
-        <w:t xml:space="preserve">3. Trời có thể mưa tối nay.</w:t>
-      </w:r>
-    </w:p>
-    <w:p>
-      <w:r>
-        <w:t xml:space="preserve">4. Bạn không được hút thuốc ở đây.</w:t>
-      </w:r>
-    </w:p>
-    <w:p>
-      <w:r>
-        <w:t xml:space="preserve">5. Tôi phải đi làm sớm.</w:t>
-      </w:r>
-    </w:p>
-    <w:p>
-      <w:r>
-        <w:t xml:space="preserve">6. Bạn không cần phải mang đồ ăn.</w:t>
-      </w:r>
-    </w:p>
-    <w:p>
-      <w:r>
-        <w:t xml:space="preserve">7. Bạn nên gặp bác sĩ.</w:t>
-      </w:r>
-    </w:p>
-    <w:p>
-      <w:r>
-        <w:t xml:space="preserve">8. Chúng ta nên bắt đầu chứ?</w:t>
-      </w:r>
-    </w:p>
-    <w:p>
-      <w:r>
-        <w:t xml:space="preserve">9. Bạn có muốn uống trà không?</w:t>
-      </w:r>
-    </w:p>
-    <w:p>
-      <w:r>
-        <w:t xml:space="preserve">10. Tôi sẽ gọi cho bạn ngày mai.</w:t>
-      </w:r>
-    </w:p>
-    <w:p>
-      <w:r>
-        <w:rPr>
+        <w:t>PHẦN 7. SỬA LỖI SAI (10 điểm)</w:t>
+      </w:r>
+    </w:p>
+    <w:p>
+      <w:pPr>
+        <w:spacing w:before="0" w:after="60"/>
+        <w:keepNext/>
+      </w:pPr>
+      <w:r>
+        <w:rPr>
+          <w:color w:val="000000"/>
+          <w:i/>
+        </w:rPr>
+        <w:t>Hướng dẫn: Tìm lỗi sai và viết lại câu đúng hoàn chỉnh.</w:t>
+      </w:r>
+    </w:p>
+    <w:p>
+      <w:pPr>
+        <w:spacing w:before="40" w:after="60"/>
+      </w:pPr>
+      <w:r>
+        <w:rPr>
+          <w:color w:val="000000"/>
+        </w:rPr>
+        <w:t>1. She can sings well.</w:t>
+      </w:r>
+    </w:p>
+    <w:p>
+      <w:pPr>
+        <w:spacing w:before="120" w:after="160"/>
+      </w:pPr>
+      <w:r>
+        <w:rPr>
+          <w:color w:val="000000"/>
+        </w:rPr>
+        <w:t>2. May I to come in?</w:t>
+      </w:r>
+    </w:p>
+    <w:p>
+      <w:pPr>
+        <w:spacing w:before="120" w:after="160"/>
+      </w:pPr>
+      <w:r>
+        <w:rPr>
+          <w:color w:val="000000"/>
+        </w:rPr>
+        <w:t>3. He mights be late.</w:t>
+      </w:r>
+    </w:p>
+    <w:p>
+      <w:pPr>
+        <w:spacing w:before="120" w:after="160"/>
+      </w:pPr>
+      <w:r>
+        <w:rPr>
+          <w:color w:val="000000"/>
+        </w:rPr>
+        <w:t>4. You must to wear a helmet.</w:t>
+      </w:r>
+    </w:p>
+    <w:p>
+      <w:pPr>
+        <w:spacing w:before="120" w:after="160"/>
+      </w:pPr>
+      <w:r>
+        <w:rPr>
+          <w:color w:val="000000"/>
+        </w:rPr>
+        <w:t>5. I have finish this today.</w:t>
+      </w:r>
+    </w:p>
+    <w:p>
+      <w:pPr>
+        <w:spacing w:before="120" w:after="160"/>
+      </w:pPr>
+      <w:r>
+        <w:rPr>
+          <w:color w:val="000000"/>
+        </w:rPr>
+        <w:t>6. You should to rest.</w:t>
+      </w:r>
+    </w:p>
+    <w:p>
+      <w:pPr>
+        <w:spacing w:before="120" w:after="160"/>
+      </w:pPr>
+      <w:r>
+        <w:rPr>
+          <w:color w:val="000000"/>
+        </w:rPr>
+        <w:t>7. We ought help them.</w:t>
+      </w:r>
+    </w:p>
+    <w:p>
+      <w:pPr>
+        <w:spacing w:before="120" w:after="160"/>
+      </w:pPr>
+      <w:r>
+        <w:rPr>
+          <w:color w:val="000000"/>
+        </w:rPr>
+        <w:t>8. She will comes tomorrow.</w:t>
+      </w:r>
+    </w:p>
+    <w:p>
+      <w:pPr>
+        <w:spacing w:before="120" w:after="160"/>
+      </w:pPr>
+      <w:r>
+        <w:rPr>
+          <w:color w:val="000000"/>
+        </w:rPr>
+        <w:t>9. Would you likes some tea?</w:t>
+      </w:r>
+    </w:p>
+    <w:p>
+      <w:pPr>
+        <w:spacing w:before="120" w:after="160"/>
+      </w:pPr>
+      <w:r>
+        <w:rPr>
+          <w:color w:val="000000"/>
+        </w:rPr>
+        <w:t>10. Shall we to begin?</w:t>
+      </w:r>
+    </w:p>
+    <w:p>
+      <w:pPr>
+        <w:spacing w:before="240" w:after="60"/>
+        <w:keepNext/>
+      </w:pPr>
+      <w:r>
+        <w:rPr>
+          <w:color w:val="000000"/>
           <w:b/>
         </w:rPr>
-        <w:t xml:space="preserve">PHẦN 9. ĐỌC HIỂU (10 điểm)</w:t>
-      </w:r>
-    </w:p>
-    <w:p>
-      <w:r>
-        <w:t xml:space="preserve">Mai is planning a school trip. Students must arrive by 6:30 a.m. and have to bring water. They do not have to bring lunch because the school will provide it. They must not leave the group. It might rain, so they should carry a light raincoat. Mai can call the teacher if she needs help. The class will return at 5 p.m.</w:t>
-      </w:r>
-    </w:p>
-    <w:p>
-      <w:r>
-        <w:t xml:space="preserve">1. When must students arrive? 2. What do they have to bring? 3. Why do they not have to bring lunch? 4. What must they not do? 5. What should they carry?</w:t>
-      </w:r>
-    </w:p>
-    <w:p>
-      <w:r>
-        <w:rPr>
+        <w:t>PHẦN 8. DỊCH SANG TIẾNG ANH (10 điểm)</w:t>
+      </w:r>
+    </w:p>
+    <w:p>
+      <w:pPr>
+        <w:spacing w:before="0" w:after="60"/>
+        <w:keepNext/>
+      </w:pPr>
+      <w:r>
+        <w:rPr>
+          <w:color w:val="000000"/>
+          <w:i/>
+        </w:rPr>
+        <w:t>Hướng dẫn: Dịch từng câu sang tiếng Anh tự nhiên và đúng ngữ pháp.</w:t>
+      </w:r>
+    </w:p>
+    <w:p>
+      <w:pPr>
+        <w:spacing w:before="40" w:after="60"/>
+      </w:pPr>
+      <w:r>
+        <w:rPr>
+          <w:color w:val="000000"/>
+        </w:rPr>
+        <w:t>1. Tôi có thể giúp bạn.</w:t>
+      </w:r>
+    </w:p>
+    <w:p>
+      <w:pPr>
+        <w:spacing w:before="120" w:after="160"/>
+      </w:pPr>
+      <w:r>
+        <w:rPr>
+          <w:color w:val="000000"/>
+        </w:rPr>
+        <w:t>2. Khi còn nhỏ, cô ấy có thể bơi.</w:t>
+      </w:r>
+    </w:p>
+    <w:p>
+      <w:pPr>
+        <w:spacing w:before="120" w:after="160"/>
+      </w:pPr>
+      <w:r>
+        <w:rPr>
+          <w:color w:val="000000"/>
+        </w:rPr>
+        <w:t>3. Trời có thể mưa tối nay.</w:t>
+      </w:r>
+    </w:p>
+    <w:p>
+      <w:pPr>
+        <w:spacing w:before="120" w:after="160"/>
+      </w:pPr>
+      <w:r>
+        <w:rPr>
+          <w:color w:val="000000"/>
+        </w:rPr>
+        <w:t>4. Bạn không được hút thuốc ở đây.</w:t>
+      </w:r>
+    </w:p>
+    <w:p>
+      <w:pPr>
+        <w:spacing w:before="120" w:after="160"/>
+      </w:pPr>
+      <w:r>
+        <w:rPr>
+          <w:color w:val="000000"/>
+        </w:rPr>
+        <w:t>5. Tôi phải đi làm sớm.</w:t>
+      </w:r>
+    </w:p>
+    <w:p>
+      <w:pPr>
+        <w:spacing w:before="120" w:after="160"/>
+      </w:pPr>
+      <w:r>
+        <w:rPr>
+          <w:color w:val="000000"/>
+        </w:rPr>
+        <w:t>6. Bạn không cần phải mang đồ ăn.</w:t>
+      </w:r>
+    </w:p>
+    <w:p>
+      <w:pPr>
+        <w:spacing w:before="120" w:after="160"/>
+      </w:pPr>
+      <w:r>
+        <w:rPr>
+          <w:color w:val="000000"/>
+        </w:rPr>
+        <w:t>7. Bạn nên gặp bác sĩ.</w:t>
+      </w:r>
+    </w:p>
+    <w:p>
+      <w:pPr>
+        <w:spacing w:before="120" w:after="160"/>
+      </w:pPr>
+      <w:r>
+        <w:rPr>
+          <w:color w:val="000000"/>
+        </w:rPr>
+        <w:t>8. Chúng ta nên bắt đầu chứ?</w:t>
+      </w:r>
+    </w:p>
+    <w:p>
+      <w:pPr>
+        <w:spacing w:before="120" w:after="160"/>
+      </w:pPr>
+      <w:r>
+        <w:rPr>
+          <w:color w:val="000000"/>
+        </w:rPr>
+        <w:t>9. Bạn có muốn uống trà không?</w:t>
+      </w:r>
+    </w:p>
+    <w:p>
+      <w:pPr>
+        <w:spacing w:before="120" w:after="160"/>
+      </w:pPr>
+      <w:r>
+        <w:rPr>
+          <w:color w:val="000000"/>
+        </w:rPr>
+        <w:t>10. Tôi sẽ gọi cho bạn ngày mai.</w:t>
+      </w:r>
+    </w:p>
+    <w:p>
+      <w:pPr>
+        <w:spacing w:before="240" w:after="60"/>
+        <w:keepNext/>
+      </w:pPr>
+      <w:r>
+        <w:rPr>
+          <w:color w:val="000000"/>
           <w:b/>
         </w:rPr>
-        <w:t xml:space="preserve">PHẦN 10. VIẾT (10 điểm)</w:t>
-      </w:r>
-    </w:p>
-    <w:p>
-      <w:r>
-        <w:t xml:space="preserve">Viết 90–110 từ đưa ra nội quy và lời khuyên cho một chuyến đi. Dùng ít nhất 6 động từ khuyết thiếu thuộc các nhóm ngày 40–44.</w:t>
-      </w:r>
-    </w:p>
-    <w:p>
-      <w:r>
-        <w:rPr>
+        <w:t>PHẦN 9. ĐỌC HIỂU (10 điểm)</w:t>
+      </w:r>
+    </w:p>
+    <w:p>
+      <w:pPr>
+        <w:spacing w:before="0" w:after="60"/>
+        <w:keepNext/>
+      </w:pPr>
+      <w:r>
+        <w:rPr>
+          <w:color w:val="000000"/>
+          <w:i/>
+        </w:rPr>
+        <w:t>Hướng dẫn: Đọc đoạn văn và trả lời từng câu hỏi bằng thông tin trong bài.</w:t>
+      </w:r>
+    </w:p>
+    <w:p>
+      <w:pPr>
+        <w:spacing w:before="0" w:after="120"/>
+      </w:pPr>
+      <w:r>
+        <w:rPr>
+          <w:color w:val="000000"/>
+        </w:rPr>
+        <w:t>Mai is planning a school trip. Students must arrive by 6:30 a.m. and have to bring water.</w:t>
+      </w:r>
+    </w:p>
+    <w:p>
+      <w:pPr>
+        <w:spacing w:before="0" w:after="120"/>
+      </w:pPr>
+      <w:r>
+        <w:rPr>
+          <w:color w:val="000000"/>
+        </w:rPr>
+        <w:t>They do not have to bring lunch because the school will provide it. They must not leave the group.</w:t>
+      </w:r>
+    </w:p>
+    <w:p>
+      <w:pPr>
+        <w:spacing w:before="0" w:after="120"/>
+      </w:pPr>
+      <w:r>
+        <w:rPr>
+          <w:color w:val="000000"/>
+        </w:rPr>
+        <w:t>It might rain, so they should carry a light raincoat. Mai can call the teacher if she needs help. The class will return at 5 p.m.</w:t>
+      </w:r>
+    </w:p>
+    <w:p>
+      <w:pPr>
+        <w:spacing w:before="120" w:after="160"/>
+      </w:pPr>
+      <w:r>
+        <w:rPr>
+          <w:color w:val="000000"/>
+        </w:rPr>
+        <w:t>1. When must students arrive?</w:t>
+      </w:r>
+    </w:p>
+    <w:p>
+      <w:pPr>
+        <w:spacing w:before="120" w:after="160"/>
+      </w:pPr>
+      <w:r>
+        <w:rPr>
+          <w:color w:val="000000"/>
+        </w:rPr>
+        <w:t>2. What do they have to bring?</w:t>
+      </w:r>
+    </w:p>
+    <w:p>
+      <w:pPr>
+        <w:spacing w:before="120" w:after="160"/>
+      </w:pPr>
+      <w:r>
+        <w:rPr>
+          <w:color w:val="000000"/>
+        </w:rPr>
+        <w:t>3. Why do they not have to bring lunch?</w:t>
+      </w:r>
+    </w:p>
+    <w:p>
+      <w:pPr>
+        <w:spacing w:before="120" w:after="160"/>
+      </w:pPr>
+      <w:r>
+        <w:rPr>
+          <w:color w:val="000000"/>
+        </w:rPr>
+        <w:t>4. What must they not do?</w:t>
+      </w:r>
+    </w:p>
+    <w:p>
+      <w:pPr>
+        <w:spacing w:before="120" w:after="160"/>
+      </w:pPr>
+      <w:r>
+        <w:rPr>
+          <w:color w:val="000000"/>
+        </w:rPr>
+        <w:t>5. What should they carry?</w:t>
+      </w:r>
+    </w:p>
+    <w:p>
+      <w:pPr>
+        <w:spacing w:before="240" w:after="60"/>
+        <w:keepNext/>
+      </w:pPr>
+      <w:r>
+        <w:rPr>
+          <w:color w:val="000000"/>
           <w:b/>
         </w:rPr>
-        <w:t xml:space="preserve">ĐÁP ÁN – ĐỀ 1</w:t>
-      </w:r>
-    </w:p>
-    <w:p>
-      <w:r>
-        <w:rPr>
+        <w:t>PHẦN 10. VIẾT (10 điểm)</w:t>
+      </w:r>
+    </w:p>
+    <w:p>
+      <w:pPr>
+        <w:spacing w:before="0" w:after="60"/>
+        <w:keepNext/>
+      </w:pPr>
+      <w:r>
+        <w:rPr>
+          <w:color w:val="000000"/>
+          <w:i/>
+        </w:rPr>
+        <w:t>Hướng dẫn: Viết đúng độ dài và sử dụng đủ các động từ khuyết thiếu được yêu cầu.</w:t>
+      </w:r>
+    </w:p>
+    <w:p>
+      <w:pPr>
+        <w:spacing w:before="40" w:after="60"/>
+      </w:pPr>
+      <w:r>
+        <w:rPr>
+          <w:color w:val="000000"/>
+        </w:rPr>
+        <w:t>Viết 90–110 từ đưa ra nội quy và lời khuyên cho một chuyến đi. Dùng ít nhất 6 động từ khuyết thiếu thuộc các nhóm ngày 40–44.</w:t>
+      </w:r>
+    </w:p>
+    <w:p>
+      <w:pPr>
+        <w:spacing w:before="0" w:after="280"/>
+        <w:keepNext/>
+        <w:jc w:val="center"/>
+      </w:pPr>
+      <w:r>
+        <w:rPr>
+          <w:color w:val="000000"/>
           <w:b/>
         </w:rPr>
-        <w:t xml:space="preserve">PHẦN 1: 1. A; 2. B; 3. A; 4. B; 5. A; 6. A; 7. A; 8. A; 9. B; 10. A</w:t>
-      </w:r>
-    </w:p>
-    <w:p>
-      <w:r>
-        <w:rPr>
+        <w:br w:type="page"/>
+        <w:t>ĐÁP ÁN</w:t>
+      </w:r>
+    </w:p>
+    <w:p>
+      <w:pPr>
+        <w:spacing w:before="240" w:after="60"/>
+        <w:keepNext/>
+      </w:pPr>
+      <w:r>
+        <w:rPr>
+          <w:color w:val="000000"/>
           <w:b/>
         </w:rPr>
-        <w:t xml:space="preserve">PHẦN 2: 1. can; 2. Could; 3. could; 4. can; 5. Can; 6. could; 7. cannot; 8. Could; 9. can; 10. could</w:t>
-      </w:r>
-    </w:p>
-    <w:p>
-      <w:r>
-        <w:rPr>
+        <w:t>PHẦN 1</w:t>
+      </w:r>
+    </w:p>
+    <w:p>
+      <w:pPr>
+        <w:spacing w:before="60" w:after="120"/>
+      </w:pPr>
+      <w:r>
+        <w:rPr>
+          <w:color w:val="000000"/>
+        </w:rPr>
+        <w:t>Câu 1: A</w:t>
+      </w:r>
+    </w:p>
+    <w:p>
+      <w:pPr>
+        <w:spacing w:before="60" w:after="120"/>
+      </w:pPr>
+      <w:r>
+        <w:rPr>
+          <w:color w:val="000000"/>
+        </w:rPr>
+        <w:t>Câu 2: B</w:t>
+      </w:r>
+    </w:p>
+    <w:p>
+      <w:pPr>
+        <w:spacing w:before="60" w:after="120"/>
+      </w:pPr>
+      <w:r>
+        <w:rPr>
+          <w:color w:val="000000"/>
+        </w:rPr>
+        <w:t>Câu 3: A</w:t>
+      </w:r>
+    </w:p>
+    <w:p>
+      <w:pPr>
+        <w:spacing w:before="60" w:after="120"/>
+      </w:pPr>
+      <w:r>
+        <w:rPr>
+          <w:color w:val="000000"/>
+        </w:rPr>
+        <w:t>Câu 4: B</w:t>
+      </w:r>
+    </w:p>
+    <w:p>
+      <w:pPr>
+        <w:spacing w:before="60" w:after="120"/>
+      </w:pPr>
+      <w:r>
+        <w:rPr>
+          <w:color w:val="000000"/>
+        </w:rPr>
+        <w:t>Câu 5: A</w:t>
+      </w:r>
+    </w:p>
+    <w:p>
+      <w:pPr>
+        <w:spacing w:before="60" w:after="120"/>
+      </w:pPr>
+      <w:r>
+        <w:rPr>
+          <w:color w:val="000000"/>
+        </w:rPr>
+        <w:t>Câu 6: A</w:t>
+      </w:r>
+    </w:p>
+    <w:p>
+      <w:pPr>
+        <w:spacing w:before="60" w:after="120"/>
+      </w:pPr>
+      <w:r>
+        <w:rPr>
+          <w:color w:val="000000"/>
+        </w:rPr>
+        <w:t>Câu 7: A</w:t>
+      </w:r>
+    </w:p>
+    <w:p>
+      <w:pPr>
+        <w:spacing w:before="60" w:after="120"/>
+      </w:pPr>
+      <w:r>
+        <w:rPr>
+          <w:color w:val="000000"/>
+        </w:rPr>
+        <w:t>Câu 8: A</w:t>
+      </w:r>
+    </w:p>
+    <w:p>
+      <w:pPr>
+        <w:spacing w:before="60" w:after="120"/>
+      </w:pPr>
+      <w:r>
+        <w:rPr>
+          <w:color w:val="000000"/>
+        </w:rPr>
+        <w:t>Câu 9: B</w:t>
+      </w:r>
+    </w:p>
+    <w:p>
+      <w:pPr>
+        <w:spacing w:before="60" w:after="120"/>
+      </w:pPr>
+      <w:r>
+        <w:rPr>
+          <w:color w:val="000000"/>
+        </w:rPr>
+        <w:t>Câu 10: A</w:t>
+      </w:r>
+    </w:p>
+    <w:p>
+      <w:pPr>
+        <w:spacing w:before="240" w:after="60"/>
+        <w:keepNext/>
+      </w:pPr>
+      <w:r>
+        <w:rPr>
+          <w:color w:val="000000"/>
           <w:b/>
         </w:rPr>
-        <w:t xml:space="preserve">PHẦN 3: 1. may / might; 2. May; 3. may / might; 4. may / might; 5. may; 6. may / might; 7. May; 8. may / might; 9. may / might; 10. may</w:t>
-      </w:r>
-    </w:p>
-    <w:p>
-      <w:r>
-        <w:rPr>
+        <w:t>PHẦN 2</w:t>
+      </w:r>
+    </w:p>
+    <w:p>
+      <w:pPr>
+        <w:spacing w:before="60" w:after="120"/>
+      </w:pPr>
+      <w:r>
+        <w:rPr>
+          <w:color w:val="000000"/>
+        </w:rPr>
+        <w:t>Câu 1: can</w:t>
+      </w:r>
+    </w:p>
+    <w:p>
+      <w:pPr>
+        <w:spacing w:before="60" w:after="120"/>
+      </w:pPr>
+      <w:r>
+        <w:rPr>
+          <w:color w:val="000000"/>
+        </w:rPr>
+        <w:t>Câu 2: Could</w:t>
+      </w:r>
+    </w:p>
+    <w:p>
+      <w:pPr>
+        <w:spacing w:before="60" w:after="120"/>
+      </w:pPr>
+      <w:r>
+        <w:rPr>
+          <w:color w:val="000000"/>
+        </w:rPr>
+        <w:t>Câu 3: could</w:t>
+      </w:r>
+    </w:p>
+    <w:p>
+      <w:pPr>
+        <w:spacing w:before="60" w:after="120"/>
+      </w:pPr>
+      <w:r>
+        <w:rPr>
+          <w:color w:val="000000"/>
+        </w:rPr>
+        <w:t>Câu 4: can</w:t>
+      </w:r>
+    </w:p>
+    <w:p>
+      <w:pPr>
+        <w:spacing w:before="60" w:after="120"/>
+      </w:pPr>
+      <w:r>
+        <w:rPr>
+          <w:color w:val="000000"/>
+        </w:rPr>
+        <w:t>Câu 5: Can</w:t>
+      </w:r>
+    </w:p>
+    <w:p>
+      <w:pPr>
+        <w:spacing w:before="60" w:after="120"/>
+      </w:pPr>
+      <w:r>
+        <w:rPr>
+          <w:color w:val="000000"/>
+        </w:rPr>
+        <w:t>Câu 6: could</w:t>
+      </w:r>
+    </w:p>
+    <w:p>
+      <w:pPr>
+        <w:spacing w:before="60" w:after="120"/>
+      </w:pPr>
+      <w:r>
+        <w:rPr>
+          <w:color w:val="000000"/>
+        </w:rPr>
+        <w:t>Câu 7: cannot</w:t>
+      </w:r>
+    </w:p>
+    <w:p>
+      <w:pPr>
+        <w:spacing w:before="60" w:after="120"/>
+      </w:pPr>
+      <w:r>
+        <w:rPr>
+          <w:color w:val="000000"/>
+        </w:rPr>
+        <w:t>Câu 8: Could</w:t>
+      </w:r>
+    </w:p>
+    <w:p>
+      <w:pPr>
+        <w:spacing w:before="60" w:after="120"/>
+      </w:pPr>
+      <w:r>
+        <w:rPr>
+          <w:color w:val="000000"/>
+        </w:rPr>
+        <w:t>Câu 9: can</w:t>
+      </w:r>
+    </w:p>
+    <w:p>
+      <w:pPr>
+        <w:spacing w:before="60" w:after="120"/>
+      </w:pPr>
+      <w:r>
+        <w:rPr>
+          <w:color w:val="000000"/>
+        </w:rPr>
+        <w:t>Câu 10: could</w:t>
+      </w:r>
+    </w:p>
+    <w:p>
+      <w:pPr>
+        <w:spacing w:before="240" w:after="60"/>
+        <w:keepNext/>
+      </w:pPr>
+      <w:r>
+        <w:rPr>
+          <w:color w:val="000000"/>
           <w:b/>
         </w:rPr>
-        <w:t xml:space="preserve">PHẦN 4: 1. must not; 2. have to; 3. do not have to; 4. must / have to; 5. has to; 6. must not; 7. did not have to; 8. must; 9. have to; 10. must not</w:t>
-      </w:r>
-    </w:p>
-    <w:p>
-      <w:r>
-        <w:rPr>
+        <w:t>PHẦN 3</w:t>
+      </w:r>
+    </w:p>
+    <w:p>
+      <w:pPr>
+        <w:spacing w:before="60" w:after="120"/>
+      </w:pPr>
+      <w:r>
+        <w:rPr>
+          <w:color w:val="000000"/>
+        </w:rPr>
+        <w:t>Câu 1: may / might</w:t>
+      </w:r>
+    </w:p>
+    <w:p>
+      <w:pPr>
+        <w:spacing w:before="60" w:after="120"/>
+      </w:pPr>
+      <w:r>
+        <w:rPr>
+          <w:color w:val="000000"/>
+        </w:rPr>
+        <w:t>Câu 2: May</w:t>
+      </w:r>
+    </w:p>
+    <w:p>
+      <w:pPr>
+        <w:spacing w:before="60" w:after="120"/>
+      </w:pPr>
+      <w:r>
+        <w:rPr>
+          <w:color w:val="000000"/>
+        </w:rPr>
+        <w:t>Câu 3: may / might</w:t>
+      </w:r>
+    </w:p>
+    <w:p>
+      <w:pPr>
+        <w:spacing w:before="60" w:after="120"/>
+      </w:pPr>
+      <w:r>
+        <w:rPr>
+          <w:color w:val="000000"/>
+        </w:rPr>
+        <w:t>Câu 4: may / might</w:t>
+      </w:r>
+    </w:p>
+    <w:p>
+      <w:pPr>
+        <w:spacing w:before="60" w:after="120"/>
+      </w:pPr>
+      <w:r>
+        <w:rPr>
+          <w:color w:val="000000"/>
+        </w:rPr>
+        <w:t>Câu 5: may</w:t>
+      </w:r>
+    </w:p>
+    <w:p>
+      <w:pPr>
+        <w:spacing w:before="60" w:after="120"/>
+      </w:pPr>
+      <w:r>
+        <w:rPr>
+          <w:color w:val="000000"/>
+        </w:rPr>
+        <w:t>Câu 6: may / might</w:t>
+      </w:r>
+    </w:p>
+    <w:p>
+      <w:pPr>
+        <w:spacing w:before="60" w:after="120"/>
+      </w:pPr>
+      <w:r>
+        <w:rPr>
+          <w:color w:val="000000"/>
+        </w:rPr>
+        <w:t>Câu 7: May</w:t>
+      </w:r>
+    </w:p>
+    <w:p>
+      <w:pPr>
+        <w:spacing w:before="60" w:after="120"/>
+      </w:pPr>
+      <w:r>
+        <w:rPr>
+          <w:color w:val="000000"/>
+        </w:rPr>
+        <w:t>Câu 8: may / might</w:t>
+      </w:r>
+    </w:p>
+    <w:p>
+      <w:pPr>
+        <w:spacing w:before="60" w:after="120"/>
+      </w:pPr>
+      <w:r>
+        <w:rPr>
+          <w:color w:val="000000"/>
+        </w:rPr>
+        <w:t>Câu 9: may / might</w:t>
+      </w:r>
+    </w:p>
+    <w:p>
+      <w:pPr>
+        <w:spacing w:before="60" w:after="120"/>
+      </w:pPr>
+      <w:r>
+        <w:rPr>
+          <w:color w:val="000000"/>
+        </w:rPr>
+        <w:t>Câu 10: may</w:t>
+      </w:r>
+    </w:p>
+    <w:p>
+      <w:pPr>
+        <w:spacing w:before="240" w:after="60"/>
+        <w:keepNext/>
+      </w:pPr>
+      <w:r>
+        <w:rPr>
+          <w:color w:val="000000"/>
           <w:b/>
         </w:rPr>
-        <w:t xml:space="preserve">PHẦN 5: 1. should / ought to; 2. should not / ought not to; 3. should / ought to; 4. Should; 5. should / ought to; 6. should not / ought not to; 7. should / ought to; 8. should; 9. should / ought to; 10. should / ought to</w:t>
-      </w:r>
-    </w:p>
-    <w:p>
-      <w:r>
-        <w:rPr>
+        <w:t>PHẦN 4</w:t>
+      </w:r>
+    </w:p>
+    <w:p>
+      <w:pPr>
+        <w:spacing w:before="60" w:after="120"/>
+      </w:pPr>
+      <w:r>
+        <w:rPr>
+          <w:color w:val="000000"/>
+        </w:rPr>
+        <w:t>Câu 1: must not</w:t>
+      </w:r>
+    </w:p>
+    <w:p>
+      <w:pPr>
+        <w:spacing w:before="60" w:after="120"/>
+      </w:pPr>
+      <w:r>
+        <w:rPr>
+          <w:color w:val="000000"/>
+        </w:rPr>
+        <w:t>Câu 2: have to</w:t>
+      </w:r>
+    </w:p>
+    <w:p>
+      <w:pPr>
+        <w:spacing w:before="60" w:after="120"/>
+      </w:pPr>
+      <w:r>
+        <w:rPr>
+          <w:color w:val="000000"/>
+        </w:rPr>
+        <w:t>Câu 3: do not have to</w:t>
+      </w:r>
+    </w:p>
+    <w:p>
+      <w:pPr>
+        <w:spacing w:before="60" w:after="120"/>
+      </w:pPr>
+      <w:r>
+        <w:rPr>
+          <w:color w:val="000000"/>
+        </w:rPr>
+        <w:t>Câu 4: must / have to</w:t>
+      </w:r>
+    </w:p>
+    <w:p>
+      <w:pPr>
+        <w:spacing w:before="60" w:after="120"/>
+      </w:pPr>
+      <w:r>
+        <w:rPr>
+          <w:color w:val="000000"/>
+        </w:rPr>
+        <w:t>Câu 5: has to</w:t>
+      </w:r>
+    </w:p>
+    <w:p>
+      <w:pPr>
+        <w:spacing w:before="60" w:after="120"/>
+      </w:pPr>
+      <w:r>
+        <w:rPr>
+          <w:color w:val="000000"/>
+        </w:rPr>
+        <w:t>Câu 6: must not</w:t>
+      </w:r>
+    </w:p>
+    <w:p>
+      <w:pPr>
+        <w:spacing w:before="60" w:after="120"/>
+      </w:pPr>
+      <w:r>
+        <w:rPr>
+          <w:color w:val="000000"/>
+        </w:rPr>
+        <w:t>Câu 7: did not have to</w:t>
+      </w:r>
+    </w:p>
+    <w:p>
+      <w:pPr>
+        <w:spacing w:before="60" w:after="120"/>
+      </w:pPr>
+      <w:r>
+        <w:rPr>
+          <w:color w:val="000000"/>
+        </w:rPr>
+        <w:t>Câu 8: must</w:t>
+      </w:r>
+    </w:p>
+    <w:p>
+      <w:pPr>
+        <w:spacing w:before="60" w:after="120"/>
+      </w:pPr>
+      <w:r>
+        <w:rPr>
+          <w:color w:val="000000"/>
+        </w:rPr>
+        <w:t>Câu 9: have to</w:t>
+      </w:r>
+    </w:p>
+    <w:p>
+      <w:pPr>
+        <w:spacing w:before="60" w:after="120"/>
+      </w:pPr>
+      <w:r>
+        <w:rPr>
+          <w:color w:val="000000"/>
+        </w:rPr>
+        <w:t>Câu 10: must not</w:t>
+      </w:r>
+    </w:p>
+    <w:p>
+      <w:pPr>
+        <w:spacing w:before="240" w:after="60"/>
+        <w:keepNext/>
+      </w:pPr>
+      <w:r>
+        <w:rPr>
+          <w:color w:val="000000"/>
           <w:b/>
         </w:rPr>
-        <w:t xml:space="preserve">PHẦN 6: 1. will; 2. Would; 3. Shall; 4. Would; 5. will; 6. Shall; 7. would; 8. will; 9. would; 10. Shall</w:t>
-      </w:r>
-    </w:p>
-    <w:p>
-      <w:r>
-        <w:rPr>
+        <w:t>PHẦN 5</w:t>
+      </w:r>
+    </w:p>
+    <w:p>
+      <w:pPr>
+        <w:spacing w:before="60" w:after="120"/>
+      </w:pPr>
+      <w:r>
+        <w:rPr>
+          <w:color w:val="000000"/>
+        </w:rPr>
+        <w:t>Câu 1: should / ought to</w:t>
+      </w:r>
+    </w:p>
+    <w:p>
+      <w:pPr>
+        <w:spacing w:before="60" w:after="120"/>
+      </w:pPr>
+      <w:r>
+        <w:rPr>
+          <w:color w:val="000000"/>
+        </w:rPr>
+        <w:t>Câu 2: should not / ought not to</w:t>
+      </w:r>
+    </w:p>
+    <w:p>
+      <w:pPr>
+        <w:spacing w:before="60" w:after="120"/>
+      </w:pPr>
+      <w:r>
+        <w:rPr>
+          <w:color w:val="000000"/>
+        </w:rPr>
+        <w:t>Câu 3: should / ought to</w:t>
+      </w:r>
+    </w:p>
+    <w:p>
+      <w:pPr>
+        <w:spacing w:before="60" w:after="120"/>
+      </w:pPr>
+      <w:r>
+        <w:rPr>
+          <w:color w:val="000000"/>
+        </w:rPr>
+        <w:t>Câu 4: Should</w:t>
+      </w:r>
+    </w:p>
+    <w:p>
+      <w:pPr>
+        <w:spacing w:before="60" w:after="120"/>
+      </w:pPr>
+      <w:r>
+        <w:rPr>
+          <w:color w:val="000000"/>
+        </w:rPr>
+        <w:t>Câu 5: should / ought to</w:t>
+      </w:r>
+    </w:p>
+    <w:p>
+      <w:pPr>
+        <w:spacing w:before="60" w:after="120"/>
+      </w:pPr>
+      <w:r>
+        <w:rPr>
+          <w:color w:val="000000"/>
+        </w:rPr>
+        <w:t>Câu 6: should not / ought not to</w:t>
+      </w:r>
+    </w:p>
+    <w:p>
+      <w:pPr>
+        <w:spacing w:before="60" w:after="120"/>
+      </w:pPr>
+      <w:r>
+        <w:rPr>
+          <w:color w:val="000000"/>
+        </w:rPr>
+        <w:t>Câu 7: should / ought to</w:t>
+      </w:r>
+    </w:p>
+    <w:p>
+      <w:pPr>
+        <w:spacing w:before="60" w:after="120"/>
+      </w:pPr>
+      <w:r>
+        <w:rPr>
+          <w:color w:val="000000"/>
+        </w:rPr>
+        <w:t>Câu 8: should</w:t>
+      </w:r>
+    </w:p>
+    <w:p>
+      <w:pPr>
+        <w:spacing w:before="60" w:after="120"/>
+      </w:pPr>
+      <w:r>
+        <w:rPr>
+          <w:color w:val="000000"/>
+        </w:rPr>
+        <w:t>Câu 9: should / ought to</w:t>
+      </w:r>
+    </w:p>
+    <w:p>
+      <w:pPr>
+        <w:spacing w:before="60" w:after="120"/>
+      </w:pPr>
+      <w:r>
+        <w:rPr>
+          <w:color w:val="000000"/>
+        </w:rPr>
+        <w:t>Câu 10: should / ought to</w:t>
+      </w:r>
+    </w:p>
+    <w:p>
+      <w:pPr>
+        <w:spacing w:before="240" w:after="60"/>
+        <w:keepNext/>
+      </w:pPr>
+      <w:r>
+        <w:rPr>
+          <w:color w:val="000000"/>
           <w:b/>
         </w:rPr>
-        <w:t xml:space="preserve">PHẦN 7: 1. She can sing well.; 2. May I come in?; 3. He might be late.; 4. You must wear a helmet.; 5. I have to finish this today.; 6. You should rest.; 7. We ought to help them.; 8. She will come tomorrow.; 9. Would you like some tea?; 10. Shall we begin?</w:t>
-      </w:r>
-    </w:p>
-    <w:p>
-      <w:r>
-        <w:rPr>
+        <w:t>PHẦN 6</w:t>
+      </w:r>
+    </w:p>
+    <w:p>
+      <w:pPr>
+        <w:spacing w:before="60" w:after="120"/>
+      </w:pPr>
+      <w:r>
+        <w:rPr>
+          <w:color w:val="000000"/>
+        </w:rPr>
+        <w:t>Câu 1: will</w:t>
+      </w:r>
+    </w:p>
+    <w:p>
+      <w:pPr>
+        <w:spacing w:before="60" w:after="120"/>
+      </w:pPr>
+      <w:r>
+        <w:rPr>
+          <w:color w:val="000000"/>
+        </w:rPr>
+        <w:t>Câu 2: Would</w:t>
+      </w:r>
+    </w:p>
+    <w:p>
+      <w:pPr>
+        <w:spacing w:before="60" w:after="120"/>
+      </w:pPr>
+      <w:r>
+        <w:rPr>
+          <w:color w:val="000000"/>
+        </w:rPr>
+        <w:t>Câu 3: Shall</w:t>
+      </w:r>
+    </w:p>
+    <w:p>
+      <w:pPr>
+        <w:spacing w:before="60" w:after="120"/>
+      </w:pPr>
+      <w:r>
+        <w:rPr>
+          <w:color w:val="000000"/>
+        </w:rPr>
+        <w:t>Câu 4: Would</w:t>
+      </w:r>
+    </w:p>
+    <w:p>
+      <w:pPr>
+        <w:spacing w:before="60" w:after="120"/>
+      </w:pPr>
+      <w:r>
+        <w:rPr>
+          <w:color w:val="000000"/>
+        </w:rPr>
+        <w:t>Câu 5: will</w:t>
+      </w:r>
+    </w:p>
+    <w:p>
+      <w:pPr>
+        <w:spacing w:before="60" w:after="120"/>
+      </w:pPr>
+      <w:r>
+        <w:rPr>
+          <w:color w:val="000000"/>
+        </w:rPr>
+        <w:t>Câu 6: Shall</w:t>
+      </w:r>
+    </w:p>
+    <w:p>
+      <w:pPr>
+        <w:spacing w:before="60" w:after="120"/>
+      </w:pPr>
+      <w:r>
+        <w:rPr>
+          <w:color w:val="000000"/>
+        </w:rPr>
+        <w:t>Câu 7: would</w:t>
+      </w:r>
+    </w:p>
+    <w:p>
+      <w:pPr>
+        <w:spacing w:before="60" w:after="120"/>
+      </w:pPr>
+      <w:r>
+        <w:rPr>
+          <w:color w:val="000000"/>
+        </w:rPr>
+        <w:t>Câu 8: will</w:t>
+      </w:r>
+    </w:p>
+    <w:p>
+      <w:pPr>
+        <w:spacing w:before="60" w:after="120"/>
+      </w:pPr>
+      <w:r>
+        <w:rPr>
+          <w:color w:val="000000"/>
+        </w:rPr>
+        <w:t>Câu 9: would</w:t>
+      </w:r>
+    </w:p>
+    <w:p>
+      <w:pPr>
+        <w:spacing w:before="60" w:after="120"/>
+      </w:pPr>
+      <w:r>
+        <w:rPr>
+          <w:color w:val="000000"/>
+        </w:rPr>
+        <w:t>Câu 10: Shall</w:t>
+      </w:r>
+    </w:p>
+    <w:p>
+      <w:pPr>
+        <w:spacing w:before="240" w:after="60"/>
+        <w:keepNext/>
+      </w:pPr>
+      <w:r>
+        <w:rPr>
+          <w:color w:val="000000"/>
           <w:b/>
         </w:rPr>
-        <w:t xml:space="preserve">PHẦN 8: 1 I can help you. 2 She could swim when she was young. 3 It may/might rain tonight. 4 You must not smoke here. 5 I have to go to work early. 6 You do not have to bring food. 7 You should/ought to see a doctor. 8 Shall we start? 9 Would you like some tea? 10 I will call you tomorrow.</w:t>
-      </w:r>
-    </w:p>
-    <w:p>
-      <w:r>
-        <w:rPr>
+        <w:t>PHẦN 7</w:t>
+      </w:r>
+    </w:p>
+    <w:p>
+      <w:pPr>
+        <w:spacing w:before="60" w:after="120"/>
+      </w:pPr>
+      <w:r>
+        <w:rPr>
+          <w:color w:val="000000"/>
+        </w:rPr>
+        <w:t>Câu 1: She can sing well.</w:t>
+      </w:r>
+    </w:p>
+    <w:p>
+      <w:pPr>
+        <w:spacing w:before="60" w:after="120"/>
+      </w:pPr>
+      <w:r>
+        <w:rPr>
+          <w:color w:val="000000"/>
+        </w:rPr>
+        <w:t>Câu 2: May I come in?</w:t>
+      </w:r>
+    </w:p>
+    <w:p>
+      <w:pPr>
+        <w:spacing w:before="60" w:after="120"/>
+      </w:pPr>
+      <w:r>
+        <w:rPr>
+          <w:color w:val="000000"/>
+        </w:rPr>
+        <w:t>Câu 3: He might be late.</w:t>
+      </w:r>
+    </w:p>
+    <w:p>
+      <w:pPr>
+        <w:spacing w:before="60" w:after="120"/>
+      </w:pPr>
+      <w:r>
+        <w:rPr>
+          <w:color w:val="000000"/>
+        </w:rPr>
+        <w:t>Câu 4: You must wear a helmet.</w:t>
+      </w:r>
+    </w:p>
+    <w:p>
+      <w:pPr>
+        <w:spacing w:before="60" w:after="120"/>
+      </w:pPr>
+      <w:r>
+        <w:rPr>
+          <w:color w:val="000000"/>
+        </w:rPr>
+        <w:t>Câu 5: I have to finish this today.</w:t>
+      </w:r>
+    </w:p>
+    <w:p>
+      <w:pPr>
+        <w:spacing w:before="60" w:after="120"/>
+      </w:pPr>
+      <w:r>
+        <w:rPr>
+          <w:color w:val="000000"/>
+        </w:rPr>
+        <w:t>Câu 6: You should rest.</w:t>
+      </w:r>
+    </w:p>
+    <w:p>
+      <w:pPr>
+        <w:spacing w:before="60" w:after="120"/>
+      </w:pPr>
+      <w:r>
+        <w:rPr>
+          <w:color w:val="000000"/>
+        </w:rPr>
+        <w:t>Câu 7: We ought to help them.</w:t>
+      </w:r>
+    </w:p>
+    <w:p>
+      <w:pPr>
+        <w:spacing w:before="60" w:after="120"/>
+      </w:pPr>
+      <w:r>
+        <w:rPr>
+          <w:color w:val="000000"/>
+        </w:rPr>
+        <w:t>Câu 8: She will come tomorrow.</w:t>
+      </w:r>
+    </w:p>
+    <w:p>
+      <w:pPr>
+        <w:spacing w:before="60" w:after="120"/>
+      </w:pPr>
+      <w:r>
+        <w:rPr>
+          <w:color w:val="000000"/>
+        </w:rPr>
+        <w:t>Câu 9: Would you like some tea?</w:t>
+      </w:r>
+    </w:p>
+    <w:p>
+      <w:pPr>
+        <w:spacing w:before="60" w:after="120"/>
+      </w:pPr>
+      <w:r>
+        <w:rPr>
+          <w:color w:val="000000"/>
+        </w:rPr>
+        <w:t>Câu 10: Shall we begin?</w:t>
+      </w:r>
+    </w:p>
+    <w:p>
+      <w:pPr>
+        <w:spacing w:before="240" w:after="60"/>
+        <w:keepNext/>
+      </w:pPr>
+      <w:r>
+        <w:rPr>
+          <w:color w:val="000000"/>
           <w:b/>
         </w:rPr>
-        <w:t xml:space="preserve">PHẦN 9: 1. By 6:30 a.m. 2. Water. 3. The school will provide lunch. 4. Leave the group. 5. A light raincoat.</w:t>
-      </w:r>
-    </w:p>
-    <w:p>
-      <w:r>
-        <w:rPr>
+        <w:t>PHẦN 8</w:t>
+      </w:r>
+    </w:p>
+    <w:p>
+      <w:pPr>
+        <w:spacing w:before="60" w:after="120"/>
+      </w:pPr>
+      <w:r>
+        <w:rPr>
+          <w:color w:val="000000"/>
+        </w:rPr>
+        <w:t>Câu 1: I can help you.</w:t>
+      </w:r>
+    </w:p>
+    <w:p>
+      <w:pPr>
+        <w:spacing w:before="60" w:after="120"/>
+      </w:pPr>
+      <w:r>
+        <w:rPr>
+          <w:color w:val="000000"/>
+        </w:rPr>
+        <w:t>Câu 2: She could swim when she was young.</w:t>
+      </w:r>
+    </w:p>
+    <w:p>
+      <w:pPr>
+        <w:spacing w:before="60" w:after="120"/>
+      </w:pPr>
+      <w:r>
+        <w:rPr>
+          <w:color w:val="000000"/>
+        </w:rPr>
+        <w:t>Câu 3: It may/might rain tonight.</w:t>
+      </w:r>
+    </w:p>
+    <w:p>
+      <w:pPr>
+        <w:spacing w:before="60" w:after="120"/>
+      </w:pPr>
+      <w:r>
+        <w:rPr>
+          <w:color w:val="000000"/>
+        </w:rPr>
+        <w:t>Câu 4: You must not smoke here.</w:t>
+      </w:r>
+    </w:p>
+    <w:p>
+      <w:pPr>
+        <w:spacing w:before="60" w:after="120"/>
+      </w:pPr>
+      <w:r>
+        <w:rPr>
+          <w:color w:val="000000"/>
+        </w:rPr>
+        <w:t>Câu 5: I have to go to work early.</w:t>
+      </w:r>
+    </w:p>
+    <w:p>
+      <w:pPr>
+        <w:spacing w:before="60" w:after="120"/>
+      </w:pPr>
+      <w:r>
+        <w:rPr>
+          <w:color w:val="000000"/>
+        </w:rPr>
+        <w:t>Câu 6: You do not have to bring food.</w:t>
+      </w:r>
+    </w:p>
+    <w:p>
+      <w:pPr>
+        <w:spacing w:before="60" w:after="120"/>
+      </w:pPr>
+      <w:r>
+        <w:rPr>
+          <w:color w:val="000000"/>
+        </w:rPr>
+        <w:t>Câu 7: You should/ought to see a doctor.</w:t>
+      </w:r>
+    </w:p>
+    <w:p>
+      <w:pPr>
+        <w:spacing w:before="60" w:after="120"/>
+      </w:pPr>
+      <w:r>
+        <w:rPr>
+          <w:color w:val="000000"/>
+        </w:rPr>
+        <w:t>Câu 8: Shall we start?</w:t>
+      </w:r>
+    </w:p>
+    <w:p>
+      <w:pPr>
+        <w:spacing w:before="60" w:after="120"/>
+      </w:pPr>
+      <w:r>
+        <w:rPr>
+          <w:color w:val="000000"/>
+        </w:rPr>
+        <w:t>Câu 9: Would you like some tea?</w:t>
+      </w:r>
+    </w:p>
+    <w:p>
+      <w:pPr>
+        <w:spacing w:before="60" w:after="120"/>
+      </w:pPr>
+      <w:r>
+        <w:rPr>
+          <w:color w:val="000000"/>
+        </w:rPr>
+        <w:t>Câu 10: I will call you tomorrow.</w:t>
+      </w:r>
+    </w:p>
+    <w:p>
+      <w:pPr>
+        <w:spacing w:before="240" w:after="60"/>
+        <w:keepNext/>
+      </w:pPr>
+      <w:r>
+        <w:rPr>
+          <w:color w:val="000000"/>
           <w:b/>
         </w:rPr>
-        <w:t xml:space="preserve">BÀI VIẾT MẪU (102 từ): Our class will visit a national park on Saturday. We must meet at school before 6:30 a.m., and everyone has to bring water. You should wear comfortable shoes and ought to carry a light raincoat because it might rain. We can take photos, but we must not leave the group. You do not have to bring lunch because the school will provide it. Could you check your bag the night before? If anyone feels tired, they may rest with a teacher. Shall we make a checklist together? I am sure the trip will be safe and enjoyable if everyone follows these rules.</w:t>
+        <w:t>PHẦN 9</w:t>
+      </w:r>
+    </w:p>
+    <w:p>
+      <w:pPr>
+        <w:spacing w:before="60" w:after="120"/>
+      </w:pPr>
+      <w:r>
+        <w:rPr>
+          <w:color w:val="000000"/>
+        </w:rPr>
+        <w:t>Câu 1: By 6:30 a.m.</w:t>
+      </w:r>
+    </w:p>
+    <w:p>
+      <w:pPr>
+        <w:spacing w:before="60" w:after="120"/>
+      </w:pPr>
+      <w:r>
+        <w:rPr>
+          <w:color w:val="000000"/>
+        </w:rPr>
+        <w:t>Câu 2: Water.</w:t>
+      </w:r>
+    </w:p>
+    <w:p>
+      <w:pPr>
+        <w:spacing w:before="60" w:after="120"/>
+      </w:pPr>
+      <w:r>
+        <w:rPr>
+          <w:color w:val="000000"/>
+        </w:rPr>
+        <w:t>Câu 3: The school will provide lunch.</w:t>
+      </w:r>
+    </w:p>
+    <w:p>
+      <w:pPr>
+        <w:spacing w:before="60" w:after="120"/>
+      </w:pPr>
+      <w:r>
+        <w:rPr>
+          <w:color w:val="000000"/>
+        </w:rPr>
+        <w:t>Câu 4: Leave the group.</w:t>
+      </w:r>
+    </w:p>
+    <w:p>
+      <w:pPr>
+        <w:spacing w:before="60" w:after="120"/>
+      </w:pPr>
+      <w:r>
+        <w:rPr>
+          <w:color w:val="000000"/>
+        </w:rPr>
+        <w:t>Câu 5: A light raincoat.</w:t>
+      </w:r>
+    </w:p>
+    <w:p>
+      <w:pPr>
+        <w:spacing w:before="240" w:after="60"/>
+        <w:keepNext/>
+      </w:pPr>
+      <w:r>
+        <w:rPr>
+          <w:color w:val="000000"/>
+          <w:b/>
+        </w:rPr>
+        <w:t>PHẦN 10</w:t>
+      </w:r>
+    </w:p>
+    <w:p>
+      <w:pPr>
+        <w:spacing w:before="240" w:after="60"/>
+        <w:keepNext/>
+      </w:pPr>
+      <w:r>
+        <w:rPr>
+          <w:color w:val="000000"/>
+          <w:b/>
+        </w:rPr>
+        <w:t>Câu trả lời tham khảo</w:t>
+      </w:r>
+    </w:p>
+    <w:p>
+      <w:pPr>
+        <w:spacing w:before="0" w:after="160"/>
+      </w:pPr>
+      <w:r>
+        <w:rPr>
+          <w:color w:val="000000"/>
+        </w:rPr>
+        <w:t>BÀI VIẾT MẪU (102 từ): Our class will visit a national park on Saturday. We must meet at school before 6:30 a.m., and everyone has to bring water. You should wear comfortable shoes and ought to carry a light raincoat because it might rain. We can take photos, but we must not leave the group. You do not have to bring lunch because the school will provide it. Could you check your bag the night before? If anyone feels tired, they may rest with a teacher. Shall we make a checklist together? I am sure the trip will be safe and enjoyable if everyone follows these rules.</w:t>
       </w:r>
     </w:p>
     <w:sectPr>
